--- a/docs/Checklist công việc Nhóm 4 .docx
+++ b/docs/Checklist công việc Nhóm 4 .docx
@@ -359,7 +359,27 @@
           <w:szCs w:val="30"/>
           <w:lang w:val="vi-VN"/>
         </w:rPr>
-        <w:t>Từng thành viên hoàn thành Checklist theo thứ tự, tuân thủ Deadline. Tuyệt đối không 2 hoặc hơn 2 thanh viên được làm bài cùng 1 lúc.</w:t>
+        <w:t>Từng thành viên hoàn thành Checklist theo thứ tự, tuân thủ Deadline. Tuyệt đối không 2 hoặc hơn 2 th</w:t>
+      </w:r>
+      <w:r>
+        <w:rPr>
+          <w:rFonts w:ascii="Times New Roman" w:eastAsia="Meiryo" w:hAnsi="Times New Roman" w:cs="Times New Roman"/>
+          <w:sz w:val="30"/>
+          <w:szCs w:val="30"/>
+          <w:lang w:val="vi-VN"/>
+        </w:rPr>
+        <w:t>à</w:t>
+      </w:r>
+      <w:bookmarkStart w:id="0" w:name="_GoBack"/>
+      <w:bookmarkEnd w:id="0"/>
+      <w:r>
+        <w:rPr>
+          <w:rFonts w:ascii="Times New Roman" w:eastAsia="Meiryo" w:hAnsi="Times New Roman" w:cs="Times New Roman"/>
+          <w:sz w:val="30"/>
+          <w:szCs w:val="30"/>
+          <w:lang w:val="vi-VN"/>
+        </w:rPr>
+        <w:t>nh viên được làm bài cùng 1 lúc.</w:t>
       </w:r>
     </w:p>
     <w:p>
@@ -1262,25 +1282,7 @@
                 <w:szCs w:val="30"/>
                 <w:lang w:val="vi-VN"/>
               </w:rPr>
-              <w:t>Check Github TV</w:t>
-            </w:r>
-            <w:r>
-              <w:rPr>
-                <w:rFonts w:ascii="Times New Roman" w:eastAsia="Meiryo" w:hAnsi="Times New Roman" w:cs="Times New Roman"/>
-                <w:sz w:val="30"/>
-                <w:szCs w:val="30"/>
-                <w:lang w:val="vi-VN"/>
-              </w:rPr>
-              <w:t>2</w:t>
-            </w:r>
-            <w:r>
-              <w:rPr>
-                <w:rFonts w:ascii="Times New Roman" w:eastAsia="Meiryo" w:hAnsi="Times New Roman" w:cs="Times New Roman"/>
-                <w:sz w:val="30"/>
-                <w:szCs w:val="30"/>
-                <w:lang w:val="vi-VN"/>
-              </w:rPr>
-              <w:t xml:space="preserve"> đã Push, xác nhận đã chạy được trên máy mình </w:t>
+              <w:t xml:space="preserve">Check Github TV2 đã Push, xác nhận đã chạy được trên máy mình </w:t>
             </w:r>
           </w:p>
         </w:tc>
@@ -1601,25 +1603,7 @@
                 <w:szCs w:val="30"/>
                 <w:lang w:val="vi-VN"/>
               </w:rPr>
-              <w:t>Check Github TV</w:t>
-            </w:r>
-            <w:r>
-              <w:rPr>
-                <w:rFonts w:ascii="Times New Roman" w:eastAsia="Meiryo" w:hAnsi="Times New Roman" w:cs="Times New Roman"/>
-                <w:sz w:val="30"/>
-                <w:szCs w:val="30"/>
-                <w:lang w:val="vi-VN"/>
-              </w:rPr>
-              <w:t>3</w:t>
-            </w:r>
-            <w:r>
-              <w:rPr>
-                <w:rFonts w:ascii="Times New Roman" w:eastAsia="Meiryo" w:hAnsi="Times New Roman" w:cs="Times New Roman"/>
-                <w:sz w:val="30"/>
-                <w:szCs w:val="30"/>
-                <w:lang w:val="vi-VN"/>
-              </w:rPr>
-              <w:t xml:space="preserve"> đã Push, xác nhận đã chạy được trên máy mình </w:t>
+              <w:t xml:space="preserve">Check Github TV3 đã Push, xác nhận đã chạy được trên máy mình </w:t>
             </w:r>
           </w:p>
         </w:tc>
@@ -1657,8 +1641,6 @@
           <w:lang w:val="vi-VN"/>
         </w:rPr>
       </w:pPr>
-      <w:bookmarkStart w:id="0" w:name="_GoBack"/>
-      <w:bookmarkEnd w:id="0"/>
     </w:p>
     <w:p>
       <w:pPr>
@@ -1995,25 +1977,7 @@
                 <w:szCs w:val="30"/>
                 <w:lang w:val="vi-VN"/>
               </w:rPr>
-              <w:t>Check Github TV</w:t>
-            </w:r>
-            <w:r>
-              <w:rPr>
-                <w:rFonts w:ascii="Times New Roman" w:eastAsia="Meiryo" w:hAnsi="Times New Roman" w:cs="Times New Roman"/>
-                <w:sz w:val="30"/>
-                <w:szCs w:val="30"/>
-                <w:lang w:val="vi-VN"/>
-              </w:rPr>
-              <w:t>4</w:t>
-            </w:r>
-            <w:r>
-              <w:rPr>
-                <w:rFonts w:ascii="Times New Roman" w:eastAsia="Meiryo" w:hAnsi="Times New Roman" w:cs="Times New Roman"/>
-                <w:sz w:val="30"/>
-                <w:szCs w:val="30"/>
-                <w:lang w:val="vi-VN"/>
-              </w:rPr>
-              <w:t xml:space="preserve"> đã Push, xác nhận đã chạy được trên máy mình </w:t>
+              <w:t xml:space="preserve">Check Github TV4 đã Push, xác nhận đã chạy được trên máy mình </w:t>
             </w:r>
           </w:p>
         </w:tc>

--- a/docs/Checklist công việc Nhóm 4 .docx
+++ b/docs/Checklist công việc Nhóm 4 .docx
@@ -21,7 +21,27 @@
           <w:szCs w:val="30"/>
           <w:lang w:val="vi-VN"/>
         </w:rPr>
-        <w:t>Checklist công việc Nhóm 4 từ ngày 04/07 đến ngày</w:t>
+        <w:t>Checklist công việc Nhóm 4 từ ngày 0</w:t>
+      </w:r>
+      <w:r>
+        <w:rPr>
+          <w:rFonts w:ascii="Times New Roman" w:eastAsia="Meiryo" w:hAnsi="Times New Roman" w:cs="Times New Roman"/>
+          <w:b/>
+          <w:sz w:val="34"/>
+          <w:szCs w:val="30"/>
+          <w:lang w:val="vi-VN"/>
+        </w:rPr>
+        <w:t>6</w:t>
+      </w:r>
+      <w:r>
+        <w:rPr>
+          <w:rFonts w:ascii="Times New Roman" w:eastAsia="Meiryo" w:hAnsi="Times New Roman" w:cs="Times New Roman"/>
+          <w:b/>
+          <w:sz w:val="34"/>
+          <w:szCs w:val="30"/>
+          <w:lang w:val="vi-VN"/>
+        </w:rPr>
+        <w:t>/07 đến ngày</w:t>
       </w:r>
       <w:r>
         <w:rPr>
@@ -370,8 +390,6 @@
         </w:rPr>
         <w:t>à</w:t>
       </w:r>
-      <w:bookmarkStart w:id="0" w:name="_GoBack"/>
-      <w:bookmarkEnd w:id="0"/>
       <w:r>
         <w:rPr>
           <w:rFonts w:ascii="Times New Roman" w:eastAsia="Meiryo" w:hAnsi="Times New Roman" w:cs="Times New Roman"/>
@@ -608,7 +626,67 @@
           <w:szCs w:val="30"/>
           <w:lang w:val="vi-VN"/>
         </w:rPr>
-        <w:t>Thứ 7 ngày 04 tháng 07.</w:t>
+        <w:t xml:space="preserve">Thứ </w:t>
+      </w:r>
+      <w:r>
+        <w:rPr>
+          <w:rFonts w:ascii="Times New Roman" w:eastAsia="Meiryo" w:hAnsi="Times New Roman" w:cs="Times New Roman"/>
+          <w:color w:val="0070C0"/>
+          <w:sz w:val="30"/>
+          <w:szCs w:val="30"/>
+          <w:lang w:val="vi-VN"/>
+        </w:rPr>
+        <w:t>2</w:t>
+      </w:r>
+      <w:r>
+        <w:rPr>
+          <w:rFonts w:ascii="Times New Roman" w:eastAsia="Meiryo" w:hAnsi="Times New Roman" w:cs="Times New Roman"/>
+          <w:color w:val="0070C0"/>
+          <w:sz w:val="30"/>
+          <w:szCs w:val="30"/>
+          <w:lang w:val="vi-VN"/>
+        </w:rPr>
+        <w:t xml:space="preserve"> ngày 0</w:t>
+      </w:r>
+      <w:r>
+        <w:rPr>
+          <w:rFonts w:ascii="Times New Roman" w:eastAsia="Meiryo" w:hAnsi="Times New Roman" w:cs="Times New Roman"/>
+          <w:color w:val="0070C0"/>
+          <w:sz w:val="30"/>
+          <w:szCs w:val="30"/>
+          <w:lang w:val="vi-VN"/>
+        </w:rPr>
+        <w:t>6</w:t>
+      </w:r>
+      <w:r>
+        <w:rPr>
+          <w:rFonts w:ascii="Times New Roman" w:eastAsia="Meiryo" w:hAnsi="Times New Roman" w:cs="Times New Roman"/>
+          <w:color w:val="0070C0"/>
+          <w:sz w:val="30"/>
+          <w:szCs w:val="30"/>
+          <w:lang w:val="vi-VN"/>
+        </w:rPr>
+        <w:t xml:space="preserve"> tháng 07</w:t>
+      </w:r>
+      <w:r>
+        <w:rPr>
+          <w:rFonts w:ascii="Times New Roman" w:eastAsia="Meiryo" w:hAnsi="Times New Roman" w:cs="Times New Roman"/>
+          <w:color w:val="0070C0"/>
+          <w:sz w:val="30"/>
+          <w:szCs w:val="30"/>
+          <w:lang w:val="vi-VN"/>
+        </w:rPr>
+        <w:t xml:space="preserve"> – Thứ 3 ngày 07 tháng 07</w:t>
+      </w:r>
+      <w:r>
+        <w:rPr>
+          <w:rFonts w:ascii="Times New Roman" w:eastAsia="Meiryo" w:hAnsi="Times New Roman" w:cs="Times New Roman"/>
+          <w:color w:val="0070C0"/>
+          <w:sz w:val="30"/>
+          <w:szCs w:val="30"/>
+          <w:lang w:val="vi-VN"/>
+        </w:rPr>
+        <w:t>.</w:t>
       </w:r>
     </w:p>
     <w:tbl>
@@ -646,16 +724,25 @@
                 <w:szCs w:val="30"/>
                 <w:lang w:val="vi-VN"/>
               </w:rPr>
-              <w:t>0h – 1</w:t>
-            </w:r>
-            <w:r>
-              <w:rPr>
-                <w:rFonts w:ascii="Times New Roman" w:eastAsia="Meiryo" w:hAnsi="Times New Roman" w:cs="Times New Roman"/>
-                <w:sz w:val="30"/>
-                <w:szCs w:val="30"/>
-                <w:lang w:val="vi-VN"/>
-              </w:rPr>
-              <w:t>9</w:t>
+              <w:t>22</w:t>
+            </w:r>
+            <w:r>
+              <w:rPr>
+                <w:rFonts w:ascii="Times New Roman" w:eastAsia="Meiryo" w:hAnsi="Times New Roman" w:cs="Times New Roman"/>
+                <w:sz w:val="30"/>
+                <w:szCs w:val="30"/>
+                <w:lang w:val="vi-VN"/>
+              </w:rPr>
+              <w:t xml:space="preserve">h – </w:t>
+            </w:r>
+            <w:r>
+              <w:rPr>
+                <w:rFonts w:ascii="Times New Roman" w:eastAsia="Meiryo" w:hAnsi="Times New Roman" w:cs="Times New Roman"/>
+                <w:sz w:val="30"/>
+                <w:szCs w:val="30"/>
+                <w:lang w:val="vi-VN"/>
+              </w:rPr>
+              <w:t>07</w:t>
             </w:r>
             <w:r>
               <w:rPr>
@@ -700,105 +787,101 @@
           </w:tcPr>
           <w:p>
             <w:pPr>
-              <w:pStyle w:val="ListParagraph"/>
-              <w:ind w:left="0"/>
-              <w:jc w:val="center"/>
-              <w:rPr>
-                <w:rFonts w:ascii="Times New Roman" w:eastAsia="Meiryo" w:hAnsi="Times New Roman" w:cs="Times New Roman"/>
-                <w:sz w:val="30"/>
-                <w:szCs w:val="30"/>
-                <w:lang w:val="vi-VN"/>
-              </w:rPr>
-            </w:pPr>
-            <w:r>
-              <w:rPr>
-                <w:rFonts w:ascii="Times New Roman" w:eastAsia="Meiryo" w:hAnsi="Times New Roman" w:cs="Times New Roman"/>
-                <w:sz w:val="30"/>
-                <w:szCs w:val="30"/>
-                <w:lang w:val="vi-VN"/>
-              </w:rPr>
-              <w:t>Sửa 4 Bug</w:t>
-            </w:r>
-          </w:p>
-          <w:p>
-            <w:pPr>
-              <w:pStyle w:val="ListParagraph"/>
-              <w:numPr>
-                <w:ilvl w:val="0"/>
-                <w:numId w:val="2"/>
-              </w:numPr>
-              <w:rPr>
-                <w:rFonts w:ascii="Times New Roman" w:eastAsia="Meiryo" w:hAnsi="Times New Roman" w:cs="Times New Roman"/>
-                <w:sz w:val="30"/>
-                <w:szCs w:val="30"/>
-                <w:lang w:val="vi-VN"/>
-              </w:rPr>
-            </w:pPr>
-            <w:r>
-              <w:rPr>
-                <w:rFonts w:ascii="Times New Roman" w:eastAsia="Meiryo" w:hAnsi="Times New Roman" w:cs="Times New Roman"/>
-                <w:sz w:val="30"/>
-                <w:szCs w:val="30"/>
-                <w:lang w:val="vi-VN"/>
-              </w:rPr>
-              <w:t>Sửa auto-login double hash (RegisterView.java + FanController.java)</w:t>
-            </w:r>
-          </w:p>
-          <w:p>
-            <w:pPr>
-              <w:pStyle w:val="ListParagraph"/>
-              <w:numPr>
-                <w:ilvl w:val="0"/>
-                <w:numId w:val="2"/>
-              </w:numPr>
-              <w:rPr>
-                <w:rFonts w:ascii="Times New Roman" w:eastAsia="Meiryo" w:hAnsi="Times New Roman" w:cs="Times New Roman"/>
-                <w:sz w:val="30"/>
-                <w:szCs w:val="30"/>
-                <w:lang w:val="vi-VN"/>
-              </w:rPr>
-            </w:pPr>
-            <w:r>
-              <w:rPr>
-                <w:rFonts w:ascii="Times New Roman" w:eastAsia="Meiryo" w:hAnsi="Times New Roman" w:cs="Times New Roman"/>
-                <w:sz w:val="30"/>
-                <w:szCs w:val="30"/>
-                <w:lang w:val="vi-VN"/>
-              </w:rPr>
-              <w:t>Sửa giá vé hardcode → lấy từ Section (BookingController.java + AppContext.java)</w:t>
-            </w:r>
-          </w:p>
-          <w:p>
-            <w:pPr>
-              <w:pStyle w:val="ListParagraph"/>
-              <w:numPr>
-                <w:ilvl w:val="0"/>
-                <w:numId w:val="2"/>
-              </w:numPr>
-              <w:rPr>
-                <w:rFonts w:ascii="Times New Roman" w:eastAsia="Meiryo" w:hAnsi="Times New Roman" w:cs="Times New Roman"/>
-                <w:sz w:val="30"/>
-                <w:szCs w:val="30"/>
-                <w:lang w:val="vi-VN"/>
-              </w:rPr>
-            </w:pPr>
-            <w:r>
-              <w:rPr>
-                <w:rFonts w:ascii="Times New Roman" w:eastAsia="Meiryo" w:hAnsi="Times New Roman" w:cs="Times New Roman"/>
-                <w:sz w:val="30"/>
-                <w:szCs w:val="30"/>
-                <w:lang w:val="vi-VN"/>
-              </w:rPr>
-              <w:t>Dùng seat.updateStatus() trong bookSeat() (BookingController.java)</w:t>
-            </w:r>
-          </w:p>
-          <w:p>
-            <w:pPr>
-              <w:pStyle w:val="ListParagraph"/>
-              <w:numPr>
-                <w:ilvl w:val="0"/>
-                <w:numId w:val="2"/>
-              </w:numPr>
+              <w:rPr>
+                <w:rFonts w:ascii="Times New Roman" w:eastAsia="Meiryo" w:hAnsi="Times New Roman" w:cs="Times New Roman"/>
+                <w:sz w:val="30"/>
+                <w:szCs w:val="30"/>
+                <w:lang w:val="vi-VN"/>
+              </w:rPr>
+            </w:pPr>
+            <w:r>
+              <w:rPr>
+                <w:rFonts w:ascii="Times New Roman" w:eastAsia="Meiryo" w:hAnsi="Times New Roman" w:cs="Times New Roman"/>
+                <w:sz w:val="30"/>
+                <w:szCs w:val="30"/>
+                <w:lang w:val="vi-VN"/>
+              </w:rPr>
+              <w:t>1. Sửa DataGenerator.SECTION_PRICES (dòng 75) — tránh hỏng data nếu regenerate</w:t>
+            </w:r>
+          </w:p>
+          <w:p>
+            <w:pPr>
+              <w:rPr>
+                <w:rFonts w:ascii="Times New Roman" w:eastAsia="Meiryo" w:hAnsi="Times New Roman" w:cs="Times New Roman"/>
+                <w:sz w:val="30"/>
+                <w:szCs w:val="30"/>
+                <w:lang w:val="vi-VN"/>
+              </w:rPr>
+            </w:pPr>
+            <w:r>
+              <w:rPr>
+                <w:rFonts w:ascii="Times New Roman" w:eastAsia="Meiryo" w:hAnsi="Times New Roman" w:cs="Times New Roman"/>
+                <w:sz w:val="30"/>
+                <w:szCs w:val="30"/>
+                <w:lang w:val="vi-VN"/>
+              </w:rPr>
+              <w:t>2. Xóa `synchronized` khỏi `updateStatusOptimistic` (dòng 153) — fix OPTIMISTIC</w:t>
+            </w:r>
+          </w:p>
+          <w:p>
+            <w:pPr>
+              <w:rPr>
+                <w:rFonts w:ascii="Times New Roman" w:eastAsia="Meiryo" w:hAnsi="Times New Roman" w:cs="Times New Roman"/>
+                <w:sz w:val="30"/>
+                <w:szCs w:val="30"/>
+                <w:lang w:val="vi-VN"/>
+              </w:rPr>
+            </w:pPr>
+            <w:r>
+              <w:rPr>
+                <w:rFonts w:ascii="Times New Roman" w:eastAsia="Meiryo" w:hAnsi="Times New Roman" w:cs="Times New Roman"/>
+                <w:sz w:val="30"/>
+                <w:szCs w:val="30"/>
+                <w:lang w:val="vi-VN"/>
+              </w:rPr>
+              <w:t>3. Wiring: MainView → StadiumController + SeatMapView (sửa MVC violation lớn nhất)</w:t>
+            </w:r>
+          </w:p>
+          <w:p>
+            <w:pPr>
+              <w:rPr>
+                <w:rFonts w:ascii="Times New Roman" w:eastAsia="Meiryo" w:hAnsi="Times New Roman" w:cs="Times New Roman"/>
+                <w:sz w:val="30"/>
+                <w:szCs w:val="30"/>
+                <w:lang w:val="vi-VN"/>
+              </w:rPr>
+            </w:pPr>
+            <w:r>
+              <w:rPr>
+                <w:rFonts w:ascii="Times New Roman" w:eastAsia="Meiryo" w:hAnsi="Times New Roman" w:cs="Times New Roman"/>
+                <w:sz w:val="30"/>
+                <w:szCs w:val="30"/>
+                <w:lang w:val="vi-VN"/>
+              </w:rPr>
+              <w:t>4. Sửa SimulatorView: không gọi Repository trực tiếp, qua SimulatorController</w:t>
+            </w:r>
+          </w:p>
+          <w:p>
+            <w:pPr>
+              <w:rPr>
+                <w:rFonts w:ascii="Times New Roman" w:eastAsia="Meiryo" w:hAnsi="Times New Roman" w:cs="Times New Roman"/>
+                <w:sz w:val="30"/>
+                <w:szCs w:val="30"/>
+                <w:lang w:val="vi-VN"/>
+              </w:rPr>
+            </w:pPr>
+            <w:r>
+              <w:rPr>
+                <w:rFonts w:ascii="Times New Roman" w:eastAsia="Meiryo" w:hAnsi="Times New Roman" w:cs="Times New Roman"/>
+                <w:sz w:val="30"/>
+                <w:szCs w:val="30"/>
+                <w:lang w:val="vi-VN"/>
+              </w:rPr>
+              <w:t>5. Xóa System.out.println khỏi BookingController (5 chỗ)</w:t>
+            </w:r>
+          </w:p>
+          <w:p>
+            <w:pPr>
               <w:rPr>
                 <w:rFonts w:ascii="Times New Roman" w:eastAsia="Meiryo" w:hAnsi="Times New Roman" w:cs="Times New Roman"/>
                 <w:sz w:val="30"/>
@@ -814,7 +897,500 @@
                 <w:lang w:val="vi-VN"/>
               </w:rPr>
               <w:lastRenderedPageBreak/>
-              <w:t>Dùng seat.updateStatus() trong cancelBooking() (BookingController.java)</w:t>
+              <w:t>6</w:t>
+            </w:r>
+            <w:r>
+              <w:rPr>
+                <w:rFonts w:ascii="Times New Roman" w:eastAsia="Meiryo" w:hAnsi="Times New Roman" w:cs="Times New Roman"/>
+                <w:sz w:val="30"/>
+                <w:szCs w:val="30"/>
+                <w:lang w:val="vi-VN"/>
+              </w:rPr>
+              <w:t>. Sửa Simulator TPS formula (success/ms*1000, không phải numThreads/ms*1000)</w:t>
+            </w:r>
+          </w:p>
+          <w:p>
+            <w:pPr>
+              <w:rPr>
+                <w:rFonts w:ascii="Times New Roman" w:eastAsia="Meiryo" w:hAnsi="Times New Roman" w:cs="Times New Roman"/>
+                <w:sz w:val="30"/>
+                <w:szCs w:val="30"/>
+                <w:lang w:val="vi-VN"/>
+              </w:rPr>
+            </w:pPr>
+            <w:r>
+              <w:rPr>
+                <w:rFonts w:ascii="Times New Roman" w:eastAsia="Meiryo" w:hAnsi="Times New Roman" w:cs="Times New Roman"/>
+                <w:sz w:val="30"/>
+                <w:szCs w:val="30"/>
+                <w:lang w:val="vi-VN"/>
+              </w:rPr>
+              <w:t>7</w:t>
+            </w:r>
+            <w:r>
+              <w:rPr>
+                <w:rFonts w:ascii="Times New Roman" w:eastAsia="Meiryo" w:hAnsi="Times New Roman" w:cs="Times New Roman"/>
+                <w:sz w:val="30"/>
+                <w:szCs w:val="30"/>
+                <w:lang w:val="vi-VN"/>
+              </w:rPr>
+              <w:t>. Sửa Simulator: thread pool size = min(numThreads, availProcessors*4)</w:t>
+            </w:r>
+          </w:p>
+          <w:p>
+            <w:pPr>
+              <w:rPr>
+                <w:rFonts w:ascii="Times New Roman" w:eastAsia="Meiryo" w:hAnsi="Times New Roman" w:cs="Times New Roman"/>
+                <w:sz w:val="30"/>
+                <w:szCs w:val="30"/>
+                <w:lang w:val="vi-VN"/>
+              </w:rPr>
+            </w:pPr>
+            <w:r>
+              <w:rPr>
+                <w:rFonts w:ascii="Times New Roman" w:eastAsia="Meiryo" w:hAnsi="Times New Roman" w:cs="Times New Roman"/>
+                <w:sz w:val="30"/>
+                <w:szCs w:val="30"/>
+                <w:lang w:val="vi-VN"/>
+              </w:rPr>
+              <w:t>8</w:t>
+            </w:r>
+            <w:r>
+              <w:rPr>
+                <w:rFonts w:ascii="Times New Roman" w:eastAsia="Meiryo" w:hAnsi="Times New Roman" w:cs="Times New Roman"/>
+                <w:sz w:val="30"/>
+                <w:szCs w:val="30"/>
+                <w:lang w:val="vi-VN"/>
+              </w:rPr>
+              <w:t>. Sửa Simulator: resetForNextRun() reset ALL seats, không chỉ 1 ghế + reset LOCKED</w:t>
+            </w:r>
+          </w:p>
+          <w:p>
+            <w:pPr>
+              <w:rPr>
+                <w:rFonts w:ascii="Times New Roman" w:eastAsia="Meiryo" w:hAnsi="Times New Roman" w:cs="Times New Roman"/>
+                <w:sz w:val="30"/>
+                <w:szCs w:val="30"/>
+                <w:lang w:val="vi-VN"/>
+              </w:rPr>
+            </w:pPr>
+            <w:r>
+              <w:rPr>
+                <w:rFonts w:ascii="Times New Roman" w:eastAsia="Meiryo" w:hAnsi="Times New Roman" w:cs="Times New Roman"/>
+                <w:sz w:val="30"/>
+                <w:szCs w:val="30"/>
+                <w:lang w:val="vi-VN"/>
+              </w:rPr>
+              <w:t>9</w:t>
+            </w:r>
+            <w:r>
+              <w:rPr>
+                <w:rFonts w:ascii="Times New Roman" w:eastAsia="Meiryo" w:hAnsi="Times New Roman" w:cs="Times New Roman"/>
+                <w:sz w:val="30"/>
+                <w:szCs w:val="30"/>
+                <w:lang w:val="vi-VN"/>
+              </w:rPr>
+              <w:t>. Sửa Simulator: bookSeat() kiểm tra match status == SCHEDULED</w:t>
+            </w:r>
+          </w:p>
+          <w:p>
+            <w:pPr>
+              <w:rPr>
+                <w:rFonts w:ascii="Times New Roman" w:eastAsia="Meiryo" w:hAnsi="Times New Roman" w:cs="Times New Roman"/>
+                <w:sz w:val="30"/>
+                <w:szCs w:val="30"/>
+                <w:lang w:val="vi-VN"/>
+              </w:rPr>
+            </w:pPr>
+            <w:r>
+              <w:rPr>
+                <w:rFonts w:ascii="Times New Roman" w:eastAsia="Meiryo" w:hAnsi="Times New Roman" w:cs="Times New Roman"/>
+                <w:sz w:val="30"/>
+                <w:szCs w:val="30"/>
+                <w:lang w:val="vi-VN"/>
+              </w:rPr>
+              <w:t>1</w:t>
+            </w:r>
+            <w:r>
+              <w:rPr>
+                <w:rFonts w:ascii="Times New Roman" w:eastAsia="Meiryo" w:hAnsi="Times New Roman" w:cs="Times New Roman"/>
+                <w:sz w:val="30"/>
+                <w:szCs w:val="30"/>
+                <w:lang w:val="vi-VN"/>
+              </w:rPr>
+              <w:t>0</w:t>
+            </w:r>
+            <w:r>
+              <w:rPr>
+                <w:rFonts w:ascii="Times New Roman" w:eastAsia="Meiryo" w:hAnsi="Times New Roman" w:cs="Times New Roman"/>
+                <w:sz w:val="30"/>
+                <w:szCs w:val="30"/>
+                <w:lang w:val="vi-VN"/>
+              </w:rPr>
+              <w:t>. Sửa BookingView: dùng current fan (không prompt fanId), không hardcode NO_LOCK</w:t>
+            </w:r>
+          </w:p>
+          <w:p>
+            <w:pPr>
+              <w:rPr>
+                <w:rFonts w:ascii="Times New Roman" w:eastAsia="Meiryo" w:hAnsi="Times New Roman" w:cs="Times New Roman"/>
+                <w:sz w:val="30"/>
+                <w:szCs w:val="30"/>
+                <w:lang w:val="vi-VN"/>
+              </w:rPr>
+            </w:pPr>
+            <w:r>
+              <w:rPr>
+                <w:rFonts w:ascii="Times New Roman" w:eastAsia="Meiryo" w:hAnsi="Times New Roman" w:cs="Times New Roman"/>
+                <w:sz w:val="30"/>
+                <w:szCs w:val="30"/>
+                <w:lang w:val="vi-VN"/>
+              </w:rPr>
+              <w:t>1</w:t>
+            </w:r>
+            <w:r>
+              <w:rPr>
+                <w:rFonts w:ascii="Times New Roman" w:eastAsia="Meiryo" w:hAnsi="Times New Roman" w:cs="Times New Roman"/>
+                <w:sz w:val="30"/>
+                <w:szCs w:val="30"/>
+                <w:lang w:val="vi-VN"/>
+              </w:rPr>
+              <w:t>1</w:t>
+            </w:r>
+            <w:r>
+              <w:rPr>
+                <w:rFonts w:ascii="Times New Roman" w:eastAsia="Meiryo" w:hAnsi="Times New Roman" w:cs="Times New Roman"/>
+                <w:sz w:val="30"/>
+                <w:szCs w:val="30"/>
+                <w:lang w:val="vi-VN"/>
+              </w:rPr>
+              <w:t>. Export dữ liệu Simulator ra data/simulation_results.csv</w:t>
+            </w:r>
+          </w:p>
+          <w:p>
+            <w:pPr>
+              <w:rPr>
+                <w:rFonts w:ascii="Times New Roman" w:eastAsia="Meiryo" w:hAnsi="Times New Roman" w:cs="Times New Roman"/>
+                <w:sz w:val="30"/>
+                <w:szCs w:val="30"/>
+                <w:lang w:val="vi-VN"/>
+              </w:rPr>
+            </w:pPr>
+            <w:r>
+              <w:rPr>
+                <w:rFonts w:ascii="Times New Roman" w:eastAsia="Meiryo" w:hAnsi="Times New Roman" w:cs="Times New Roman"/>
+                <w:sz w:val="30"/>
+                <w:szCs w:val="30"/>
+                <w:lang w:val="vi-VN"/>
+              </w:rPr>
+              <w:t>1</w:t>
+            </w:r>
+            <w:r>
+              <w:rPr>
+                <w:rFonts w:ascii="Times New Roman" w:eastAsia="Meiryo" w:hAnsi="Times New Roman" w:cs="Times New Roman"/>
+                <w:sz w:val="30"/>
+                <w:szCs w:val="30"/>
+                <w:lang w:val="vi-VN"/>
+              </w:rPr>
+              <w:t>2</w:t>
+            </w:r>
+            <w:r>
+              <w:rPr>
+                <w:rFonts w:ascii="Times New Roman" w:eastAsia="Meiryo" w:hAnsi="Times New Roman" w:cs="Times New Roman"/>
+                <w:sz w:val="30"/>
+                <w:szCs w:val="30"/>
+                <w:lang w:val="vi-VN"/>
+              </w:rPr>
+              <w:t>. Chạy experiment: 10, 50, 100, 200, 500, 1000 threads × 4 mechanisms</w:t>
+            </w:r>
+          </w:p>
+          <w:p>
+            <w:pPr>
+              <w:rPr>
+                <w:rFonts w:ascii="Times New Roman" w:eastAsia="Meiryo" w:hAnsi="Times New Roman" w:cs="Times New Roman"/>
+                <w:sz w:val="30"/>
+                <w:szCs w:val="30"/>
+                <w:lang w:val="vi-VN"/>
+              </w:rPr>
+            </w:pPr>
+            <w:r>
+              <w:rPr>
+                <w:rFonts w:ascii="Times New Roman" w:eastAsia="Meiryo" w:hAnsi="Times New Roman" w:cs="Times New Roman"/>
+                <w:sz w:val="30"/>
+                <w:szCs w:val="30"/>
+                <w:lang w:val="vi-VN"/>
+              </w:rPr>
+              <w:t>1</w:t>
+            </w:r>
+            <w:r>
+              <w:rPr>
+                <w:rFonts w:ascii="Times New Roman" w:eastAsia="Meiryo" w:hAnsi="Times New Roman" w:cs="Times New Roman"/>
+                <w:sz w:val="30"/>
+                <w:szCs w:val="30"/>
+                <w:lang w:val="vi-VN"/>
+              </w:rPr>
+              <w:t>3</w:t>
+            </w:r>
+            <w:r>
+              <w:rPr>
+                <w:rFonts w:ascii="Times New Roman" w:eastAsia="Meiryo" w:hAnsi="Times New Roman" w:cs="Times New Roman"/>
+                <w:sz w:val="30"/>
+                <w:szCs w:val="30"/>
+                <w:lang w:val="vi-VN"/>
+              </w:rPr>
+              <w:t>. Xóa src/out/, chuyển test/ ra ngoài</w:t>
+            </w:r>
+          </w:p>
+          <w:p>
+            <w:pPr>
+              <w:rPr>
+                <w:rFonts w:ascii="Times New Roman" w:eastAsia="Meiryo" w:hAnsi="Times New Roman" w:cs="Times New Roman"/>
+                <w:sz w:val="30"/>
+                <w:szCs w:val="30"/>
+                <w:lang w:val="vi-VN"/>
+              </w:rPr>
+            </w:pPr>
+            <w:r>
+              <w:rPr>
+                <w:rFonts w:ascii="Times New Roman" w:eastAsia="Meiryo" w:hAnsi="Times New Roman" w:cs="Times New Roman"/>
+                <w:sz w:val="30"/>
+                <w:szCs w:val="30"/>
+                <w:lang w:val="vi-VN"/>
+              </w:rPr>
+              <w:t>14</w:t>
+            </w:r>
+            <w:r>
+              <w:rPr>
+                <w:rFonts w:ascii="Times New Roman" w:eastAsia="Meiryo" w:hAnsi="Times New Roman" w:cs="Times New Roman"/>
+                <w:sz w:val="30"/>
+                <w:szCs w:val="30"/>
+                <w:lang w:val="vi-VN"/>
+              </w:rPr>
+              <w:t>. Sửa Scanner double creation (Main + MainView)</w:t>
+            </w:r>
+          </w:p>
+          <w:p>
+            <w:pPr>
+              <w:rPr>
+                <w:rFonts w:ascii="Times New Roman" w:eastAsia="Meiryo" w:hAnsi="Times New Roman" w:cs="Times New Roman"/>
+                <w:sz w:val="30"/>
+                <w:szCs w:val="30"/>
+                <w:lang w:val="vi-VN"/>
+              </w:rPr>
+            </w:pPr>
+            <w:r>
+              <w:rPr>
+                <w:rFonts w:ascii="Times New Roman" w:eastAsia="Meiryo" w:hAnsi="Times New Roman" w:cs="Times New Roman"/>
+                <w:sz w:val="30"/>
+                <w:szCs w:val="30"/>
+                <w:lang w:val="vi-VN"/>
+              </w:rPr>
+              <w:t>15</w:t>
+            </w:r>
+            <w:r>
+              <w:rPr>
+                <w:rFonts w:ascii="Times New Roman" w:eastAsia="Meiryo" w:hAnsi="Times New Roman" w:cs="Times New Roman"/>
+                <w:sz w:val="30"/>
+                <w:szCs w:val="30"/>
+                <w:lang w:val="vi-VN"/>
+              </w:rPr>
+              <w:t>. Thống nhất MainView vs ReportView "Xem vé"</w:t>
+            </w:r>
+          </w:p>
+          <w:p>
+            <w:pPr>
+              <w:rPr>
+                <w:rFonts w:ascii="Times New Roman" w:eastAsia="Meiryo" w:hAnsi="Times New Roman" w:cs="Times New Roman"/>
+                <w:sz w:val="30"/>
+                <w:szCs w:val="30"/>
+                <w:lang w:val="vi-VN"/>
+              </w:rPr>
+            </w:pPr>
+            <w:r>
+              <w:rPr>
+                <w:rFonts w:ascii="Times New Roman" w:eastAsia="Meiryo" w:hAnsi="Times New Roman" w:cs="Times New Roman"/>
+                <w:sz w:val="30"/>
+                <w:szCs w:val="30"/>
+                <w:lang w:val="vi-VN"/>
+              </w:rPr>
+              <w:t>16</w:t>
+            </w:r>
+            <w:r>
+              <w:rPr>
+                <w:rFonts w:ascii="Times New Roman" w:eastAsia="Meiryo" w:hAnsi="Times New Roman" w:cs="Times New Roman"/>
+                <w:sz w:val="30"/>
+                <w:szCs w:val="30"/>
+                <w:lang w:val="vi-VN"/>
+              </w:rPr>
+              <w:t>. Fix bookMultipleSeats(): 1 transaction cho N vé, dùng PARTIAL</w:t>
+            </w:r>
+          </w:p>
+          <w:p>
+            <w:pPr>
+              <w:rPr>
+                <w:rFonts w:ascii="Times New Roman" w:eastAsia="Meiryo" w:hAnsi="Times New Roman" w:cs="Times New Roman"/>
+                <w:sz w:val="30"/>
+                <w:szCs w:val="30"/>
+                <w:lang w:val="vi-VN"/>
+              </w:rPr>
+            </w:pPr>
+            <w:r>
+              <w:rPr>
+                <w:rFonts w:ascii="Times New Roman" w:eastAsia="Meiryo" w:hAnsi="Times New Roman" w:cs="Times New Roman"/>
+                <w:sz w:val="30"/>
+                <w:szCs w:val="30"/>
+                <w:lang w:val="vi-VN"/>
+              </w:rPr>
+              <w:t>17</w:t>
+            </w:r>
+            <w:r>
+              <w:rPr>
+                <w:rFonts w:ascii="Times New Roman" w:eastAsia="Meiryo" w:hAnsi="Times New Roman" w:cs="Times New Roman"/>
+                <w:sz w:val="30"/>
+                <w:szCs w:val="30"/>
+                <w:lang w:val="vi-VN"/>
+              </w:rPr>
+              <w:t>. Thêm Admin role thực sự (không check startsWith("admin"))</w:t>
+            </w:r>
+          </w:p>
+          <w:p>
+            <w:pPr>
+              <w:rPr>
+                <w:rFonts w:ascii="Times New Roman" w:eastAsia="Meiryo" w:hAnsi="Times New Roman" w:cs="Times New Roman"/>
+                <w:sz w:val="30"/>
+                <w:szCs w:val="30"/>
+                <w:lang w:val="vi-VN"/>
+              </w:rPr>
+            </w:pPr>
+            <w:r>
+              <w:rPr>
+                <w:rFonts w:ascii="Times New Roman" w:eastAsia="Meiryo" w:hAnsi="Times New Roman" w:cs="Times New Roman"/>
+                <w:sz w:val="30"/>
+                <w:szCs w:val="30"/>
+                <w:lang w:val="vi-VN"/>
+              </w:rPr>
+              <w:t>18</w:t>
+            </w:r>
+            <w:r>
+              <w:rPr>
+                <w:rFonts w:ascii="Times New Roman" w:eastAsia="Meiryo" w:hAnsi="Times New Roman" w:cs="Times New Roman"/>
+                <w:sz w:val="30"/>
+                <w:szCs w:val="30"/>
+                <w:lang w:val="vi-VN"/>
+              </w:rPr>
+              <w:t>. Xóa package.json</w:t>
+            </w:r>
+          </w:p>
+          <w:p>
+            <w:pPr>
+              <w:rPr>
+                <w:rFonts w:ascii="Times New Roman" w:eastAsia="Meiryo" w:hAnsi="Times New Roman" w:cs="Times New Roman"/>
+                <w:sz w:val="30"/>
+                <w:szCs w:val="30"/>
+                <w:lang w:val="vi-VN"/>
+              </w:rPr>
+            </w:pPr>
+            <w:r>
+              <w:rPr>
+                <w:rFonts w:ascii="Times New Roman" w:eastAsia="Meiryo" w:hAnsi="Times New Roman" w:cs="Times New Roman"/>
+                <w:sz w:val="30"/>
+                <w:szCs w:val="30"/>
+                <w:lang w:val="vi-VN"/>
+              </w:rPr>
+              <w:t>19</w:t>
+            </w:r>
+            <w:r>
+              <w:rPr>
+                <w:rFonts w:ascii="Times New Roman" w:eastAsia="Meiryo" w:hAnsi="Times New Roman" w:cs="Times New Roman"/>
+                <w:sz w:val="30"/>
+                <w:szCs w:val="30"/>
+                <w:lang w:val="vi-VN"/>
+              </w:rPr>
+              <w:t>. Đồng bộ JUnit version</w:t>
+            </w:r>
+          </w:p>
+          <w:p>
+            <w:pPr>
+              <w:rPr>
+                <w:rFonts w:ascii="Times New Roman" w:eastAsia="Meiryo" w:hAnsi="Times New Roman" w:cs="Times New Roman"/>
+                <w:sz w:val="30"/>
+                <w:szCs w:val="30"/>
+                <w:lang w:val="vi-VN"/>
+              </w:rPr>
+            </w:pPr>
+            <w:r>
+              <w:rPr>
+                <w:rFonts w:ascii="Times New Roman" w:eastAsia="Meiryo" w:hAnsi="Times New Roman" w:cs="Times New Roman"/>
+                <w:sz w:val="30"/>
+                <w:szCs w:val="30"/>
+                <w:lang w:val="vi-VN"/>
+              </w:rPr>
+              <w:t>20</w:t>
+            </w:r>
+            <w:r>
+              <w:rPr>
+                <w:rFonts w:ascii="Times New Roman" w:eastAsia="Meiryo" w:hAnsi="Times New Roman" w:cs="Times New Roman"/>
+                <w:sz w:val="30"/>
+                <w:szCs w:val="30"/>
+                <w:lang w:val="vi-VN"/>
+              </w:rPr>
+              <w:t>. Xóa src/data/test_transactions.csv</w:t>
+            </w:r>
+          </w:p>
+          <w:p>
+            <w:pPr>
+              <w:rPr>
+                <w:rFonts w:ascii="Times New Roman" w:eastAsia="Meiryo" w:hAnsi="Times New Roman" w:cs="Times New Roman"/>
+                <w:sz w:val="30"/>
+                <w:szCs w:val="30"/>
+                <w:lang w:val="vi-VN"/>
+              </w:rPr>
+            </w:pPr>
+            <w:r>
+              <w:rPr>
+                <w:rFonts w:ascii="Times New Roman" w:eastAsia="Meiryo" w:hAnsi="Times New Roman" w:cs="Times New Roman"/>
+                <w:sz w:val="30"/>
+                <w:szCs w:val="30"/>
+                <w:lang w:val="vi-VN"/>
+              </w:rPr>
+              <w:t>21</w:t>
+            </w:r>
+            <w:r>
+              <w:rPr>
+                <w:rFonts w:ascii="Times New Roman" w:eastAsia="Meiryo" w:hAnsi="Times New Roman" w:cs="Times New Roman"/>
+                <w:sz w:val="30"/>
+                <w:szCs w:val="30"/>
+                <w:lang w:val="vi-VN"/>
+              </w:rPr>
+              <w:t>. Sửa Seat setters thành protected/@Deprecated</w:t>
+            </w:r>
+          </w:p>
+          <w:p>
+            <w:pPr>
+              <w:rPr>
+                <w:rFonts w:ascii="Times New Roman" w:eastAsia="Meiryo" w:hAnsi="Times New Roman" w:cs="Times New Roman"/>
+                <w:sz w:val="30"/>
+                <w:szCs w:val="30"/>
+                <w:lang w:val="vi-VN"/>
+              </w:rPr>
+            </w:pPr>
+            <w:r>
+              <w:rPr>
+                <w:rFonts w:ascii="Times New Roman" w:eastAsia="Meiryo" w:hAnsi="Times New Roman" w:cs="Times New Roman"/>
+                <w:sz w:val="30"/>
+                <w:szCs w:val="30"/>
+                <w:lang w:val="vi-VN"/>
+              </w:rPr>
+              <w:t>22</w:t>
+            </w:r>
+            <w:r>
+              <w:rPr>
+                <w:rFonts w:ascii="Times New Roman" w:eastAsia="Meiryo" w:hAnsi="Times New Roman" w:cs="Times New Roman"/>
+                <w:sz w:val="30"/>
+                <w:szCs w:val="30"/>
+                <w:lang w:val="vi-VN"/>
+              </w:rPr>
+              <w:t>. Thêm SimulatorController vào AppContext</w:t>
             </w:r>
           </w:p>
         </w:tc>
@@ -967,7 +1543,37 @@
           <w:szCs w:val="30"/>
           <w:lang w:val="vi-VN"/>
         </w:rPr>
-        <w:t>Chủ nhật ngày 05 tháng 07</w:t>
+        <w:t>Thứ 3</w:t>
+      </w:r>
+      <w:r>
+        <w:rPr>
+          <w:rFonts w:ascii="Times New Roman" w:eastAsia="Meiryo" w:hAnsi="Times New Roman" w:cs="Times New Roman"/>
+          <w:color w:val="0070C0"/>
+          <w:sz w:val="30"/>
+          <w:szCs w:val="30"/>
+          <w:lang w:val="vi-VN"/>
+        </w:rPr>
+        <w:t xml:space="preserve"> ngày 0</w:t>
+      </w:r>
+      <w:r>
+        <w:rPr>
+          <w:rFonts w:ascii="Times New Roman" w:eastAsia="Meiryo" w:hAnsi="Times New Roman" w:cs="Times New Roman"/>
+          <w:color w:val="0070C0"/>
+          <w:sz w:val="30"/>
+          <w:szCs w:val="30"/>
+          <w:lang w:val="vi-VN"/>
+        </w:rPr>
+        <w:t>7</w:t>
+      </w:r>
+      <w:r>
+        <w:rPr>
+          <w:rFonts w:ascii="Times New Roman" w:eastAsia="Meiryo" w:hAnsi="Times New Roman" w:cs="Times New Roman"/>
+          <w:color w:val="0070C0"/>
+          <w:sz w:val="30"/>
+          <w:szCs w:val="30"/>
+          <w:lang w:val="vi-VN"/>
+        </w:rPr>
+        <w:t xml:space="preserve"> tháng 07</w:t>
       </w:r>
     </w:p>
     <w:tbl>
@@ -1042,23 +1648,25 @@
           <w:p>
             <w:pPr>
               <w:pStyle w:val="ListParagraph"/>
-              <w:ind w:left="0"/>
-              <w:jc w:val="center"/>
-              <w:rPr>
-                <w:rFonts w:ascii="Times New Roman" w:eastAsia="Meiryo" w:hAnsi="Times New Roman" w:cs="Times New Roman"/>
-                <w:sz w:val="30"/>
-                <w:szCs w:val="30"/>
-                <w:lang w:val="vi-VN"/>
-              </w:rPr>
-            </w:pPr>
-            <w:r>
-              <w:rPr>
-                <w:rFonts w:ascii="Times New Roman" w:eastAsia="Meiryo" w:hAnsi="Times New Roman" w:cs="Times New Roman"/>
-                <w:sz w:val="30"/>
-                <w:szCs w:val="30"/>
-                <w:lang w:val="vi-VN"/>
-              </w:rPr>
-              <w:t>Hoàn thiện Simulator</w:t>
+              <w:numPr>
+                <w:ilvl w:val="0"/>
+                <w:numId w:val="8"/>
+              </w:numPr>
+              <w:rPr>
+                <w:rFonts w:ascii="Times New Roman" w:eastAsia="Meiryo" w:hAnsi="Times New Roman" w:cs="Times New Roman"/>
+                <w:sz w:val="30"/>
+                <w:szCs w:val="30"/>
+                <w:lang w:val="vi-VN"/>
+              </w:rPr>
+            </w:pPr>
+            <w:r>
+              <w:rPr>
+                <w:rFonts w:ascii="Times New Roman" w:eastAsia="Meiryo" w:hAnsi="Times New Roman" w:cs="Times New Roman"/>
+                <w:sz w:val="30"/>
+                <w:szCs w:val="30"/>
+                <w:lang w:val="vi-VN"/>
+              </w:rPr>
+              <w:t xml:space="preserve">Viết report.docx </w:t>
             </w:r>
           </w:p>
           <w:p>
@@ -1066,7 +1674,7 @@
               <w:pStyle w:val="ListParagraph"/>
               <w:numPr>
                 <w:ilvl w:val="0"/>
-                <w:numId w:val="3"/>
+                <w:numId w:val="8"/>
               </w:numPr>
               <w:rPr>
                 <w:rFonts w:ascii="Times New Roman" w:eastAsia="Meiryo" w:hAnsi="Times New Roman" w:cs="Times New Roman"/>
@@ -1082,127 +1690,7 @@
                 <w:szCs w:val="30"/>
                 <w:lang w:val="vi-VN"/>
               </w:rPr>
-              <w:t>Implement FILE_LOCK trong SeatRepository/BookingController</w:t>
-            </w:r>
-          </w:p>
-          <w:p>
-            <w:pPr>
-              <w:pStyle w:val="ListParagraph"/>
-              <w:numPr>
-                <w:ilvl w:val="0"/>
-                <w:numId w:val="3"/>
-              </w:numPr>
-              <w:rPr>
-                <w:rFonts w:ascii="Times New Roman" w:eastAsia="Meiryo" w:hAnsi="Times New Roman" w:cs="Times New Roman"/>
-                <w:sz w:val="30"/>
-                <w:szCs w:val="30"/>
-                <w:lang w:val="vi-VN"/>
-              </w:rPr>
-            </w:pPr>
-            <w:r>
-              <w:rPr>
-                <w:rFonts w:ascii="Times New Roman" w:eastAsia="Meiryo" w:hAnsi="Times New Roman" w:cs="Times New Roman"/>
-                <w:sz w:val="30"/>
-                <w:szCs w:val="30"/>
-                <w:lang w:val="vi-VN"/>
-              </w:rPr>
-              <w:t>Implement SYNCHRONIZED block trong BookingController</w:t>
-            </w:r>
-          </w:p>
-          <w:p>
-            <w:pPr>
-              <w:pStyle w:val="ListParagraph"/>
-              <w:numPr>
-                <w:ilvl w:val="0"/>
-                <w:numId w:val="3"/>
-              </w:numPr>
-              <w:rPr>
-                <w:rFonts w:ascii="Times New Roman" w:eastAsia="Meiryo" w:hAnsi="Times New Roman" w:cs="Times New Roman"/>
-                <w:sz w:val="30"/>
-                <w:szCs w:val="30"/>
-                <w:lang w:val="vi-VN"/>
-              </w:rPr>
-            </w:pPr>
-            <w:r>
-              <w:rPr>
-                <w:rFonts w:ascii="Times New Roman" w:eastAsia="Meiryo" w:hAnsi="Times New Roman" w:cs="Times New Roman"/>
-                <w:sz w:val="30"/>
-                <w:szCs w:val="30"/>
-                <w:lang w:val="vi-VN"/>
-              </w:rPr>
-              <w:t>Wire OPTIMISTIC: gọi updateStatusOptimistic() khi mechanism==OPTIMISTIC</w:t>
-            </w:r>
-          </w:p>
-          <w:p>
-            <w:pPr>
-              <w:pStyle w:val="ListParagraph"/>
-              <w:numPr>
-                <w:ilvl w:val="0"/>
-                <w:numId w:val="3"/>
-              </w:numPr>
-              <w:rPr>
-                <w:rFonts w:ascii="Times New Roman" w:eastAsia="Meiryo" w:hAnsi="Times New Roman" w:cs="Times New Roman"/>
-                <w:sz w:val="30"/>
-                <w:szCs w:val="30"/>
-                <w:lang w:val="vi-VN"/>
-              </w:rPr>
-            </w:pPr>
-            <w:r>
-              <w:rPr>
-                <w:rFonts w:ascii="Times New Roman" w:eastAsia="Meiryo" w:hAnsi="Times New Roman" w:cs="Times New Roman"/>
-                <w:sz w:val="30"/>
-                <w:szCs w:val="30"/>
-                <w:lang w:val="vi-VN"/>
-              </w:rPr>
-              <w:t>Tạo SimulatorController với CountDownLatch + ExecutorService</w:t>
-            </w:r>
-          </w:p>
-          <w:p>
-            <w:pPr>
-              <w:pStyle w:val="ListParagraph"/>
-              <w:numPr>
-                <w:ilvl w:val="0"/>
-                <w:numId w:val="3"/>
-              </w:numPr>
-              <w:rPr>
-                <w:rFonts w:ascii="Times New Roman" w:eastAsia="Meiryo" w:hAnsi="Times New Roman" w:cs="Times New Roman"/>
-                <w:sz w:val="30"/>
-                <w:szCs w:val="30"/>
-                <w:lang w:val="vi-VN"/>
-              </w:rPr>
-            </w:pPr>
-            <w:r>
-              <w:rPr>
-                <w:rFonts w:ascii="Times New Roman" w:eastAsia="Meiryo" w:hAnsi="Times New Roman" w:cs="Times New Roman"/>
-                <w:sz w:val="30"/>
-                <w:szCs w:val="30"/>
-                <w:lang w:val="vi-VN"/>
-              </w:rPr>
-              <w:t>Tạo SimulatorView: bảng so sánh ASCII, ghi kết quả ra transactions.csv</w:t>
-            </w:r>
-          </w:p>
-          <w:p>
-            <w:pPr>
-              <w:pStyle w:val="ListParagraph"/>
-              <w:numPr>
-                <w:ilvl w:val="0"/>
-                <w:numId w:val="3"/>
-              </w:numPr>
-              <w:rPr>
-                <w:rFonts w:ascii="Times New Roman" w:eastAsia="Meiryo" w:hAnsi="Times New Roman" w:cs="Times New Roman"/>
-                <w:sz w:val="30"/>
-                <w:szCs w:val="30"/>
-                <w:lang w:val="vi-VN"/>
-              </w:rPr>
-            </w:pPr>
-            <w:r>
-              <w:rPr>
-                <w:rFonts w:ascii="Times New Roman" w:eastAsia="Meiryo" w:hAnsi="Times New Roman" w:cs="Times New Roman"/>
-                <w:sz w:val="30"/>
-                <w:szCs w:val="30"/>
-                <w:lang w:val="vi-VN"/>
-              </w:rPr>
-              <w:t>Thêm option "Run Simulator" vào Main menu</w:t>
+              <w:t>Soạn slide.pptx</w:t>
             </w:r>
           </w:p>
         </w:tc>
@@ -1318,7 +1806,47 @@
           <w:szCs w:val="30"/>
           <w:lang w:val="vi-VN"/>
         </w:rPr>
-        <w:t>Thứ 2 ngày 06 tháng 07</w:t>
+        <w:t xml:space="preserve">Thứ </w:t>
+      </w:r>
+      <w:r>
+        <w:rPr>
+          <w:rFonts w:ascii="Times New Roman" w:eastAsia="Meiryo" w:hAnsi="Times New Roman" w:cs="Times New Roman"/>
+          <w:color w:val="0070C0"/>
+          <w:sz w:val="30"/>
+          <w:szCs w:val="30"/>
+          <w:lang w:val="vi-VN"/>
+        </w:rPr>
+        <w:t>3</w:t>
+      </w:r>
+      <w:r>
+        <w:rPr>
+          <w:rFonts w:ascii="Times New Roman" w:eastAsia="Meiryo" w:hAnsi="Times New Roman" w:cs="Times New Roman"/>
+          <w:color w:val="0070C0"/>
+          <w:sz w:val="30"/>
+          <w:szCs w:val="30"/>
+          <w:lang w:val="vi-VN"/>
+        </w:rPr>
+        <w:t xml:space="preserve"> ngày 0</w:t>
+      </w:r>
+      <w:r>
+        <w:rPr>
+          <w:rFonts w:ascii="Times New Roman" w:eastAsia="Meiryo" w:hAnsi="Times New Roman" w:cs="Times New Roman"/>
+          <w:color w:val="0070C0"/>
+          <w:sz w:val="30"/>
+          <w:szCs w:val="30"/>
+          <w:lang w:val="vi-VN"/>
+        </w:rPr>
+        <w:t>7</w:t>
+      </w:r>
+      <w:r>
+        <w:rPr>
+          <w:rFonts w:ascii="Times New Roman" w:eastAsia="Meiryo" w:hAnsi="Times New Roman" w:cs="Times New Roman"/>
+          <w:color w:val="0070C0"/>
+          <w:sz w:val="30"/>
+          <w:szCs w:val="30"/>
+          <w:lang w:val="vi-VN"/>
+        </w:rPr>
+        <w:t xml:space="preserve"> tháng 07</w:t>
       </w:r>
     </w:p>
     <w:tbl>
@@ -1329,9 +1857,9 @@
         <w:tblLook w:val="04A0" w:firstRow="1" w:lastRow="0" w:firstColumn="1" w:lastColumn="0" w:noHBand="0" w:noVBand="1"/>
       </w:tblPr>
       <w:tblGrid>
-        <w:gridCol w:w="1476"/>
-        <w:gridCol w:w="1095"/>
-        <w:gridCol w:w="5719"/>
+        <w:gridCol w:w="1543"/>
+        <w:gridCol w:w="1134"/>
+        <w:gridCol w:w="5613"/>
       </w:tblGrid>
       <w:tr>
         <w:tc>
@@ -1392,138 +1920,21 @@
           </w:tcPr>
           <w:p>
             <w:pPr>
-              <w:pStyle w:val="ListParagraph"/>
-              <w:ind w:left="0"/>
-              <w:jc w:val="center"/>
-              <w:rPr>
-                <w:rFonts w:ascii="Times New Roman" w:eastAsia="Meiryo" w:hAnsi="Times New Roman" w:cs="Times New Roman"/>
-                <w:sz w:val="30"/>
-                <w:szCs w:val="30"/>
-                <w:lang w:val="vi-VN"/>
-              </w:rPr>
-            </w:pPr>
-            <w:r>
-              <w:rPr>
-                <w:rFonts w:ascii="Times New Roman" w:eastAsia="Meiryo" w:hAnsi="Times New Roman" w:cs="Times New Roman"/>
-                <w:sz w:val="30"/>
-                <w:szCs w:val="30"/>
-                <w:lang w:val="vi-VN"/>
-              </w:rPr>
-              <w:t>Hoàn thiện các tính năng đề cập trong UC</w:t>
-            </w:r>
-          </w:p>
-          <w:p>
-            <w:pPr>
-              <w:pStyle w:val="ListParagraph"/>
-              <w:numPr>
-                <w:ilvl w:val="0"/>
-                <w:numId w:val="4"/>
-              </w:numPr>
-              <w:rPr>
-                <w:rFonts w:ascii="Times New Roman" w:eastAsia="Meiryo" w:hAnsi="Times New Roman" w:cs="Times New Roman"/>
-                <w:sz w:val="30"/>
-                <w:szCs w:val="30"/>
-                <w:lang w:val="vi-VN"/>
-              </w:rPr>
-            </w:pPr>
-            <w:r>
-              <w:rPr>
-                <w:rFonts w:ascii="Times New Roman" w:eastAsia="Meiryo" w:hAnsi="Times New Roman" w:cs="Times New Roman"/>
-                <w:sz w:val="30"/>
-                <w:szCs w:val="30"/>
-                <w:lang w:val="vi-VN"/>
-              </w:rPr>
-              <w:t>AdminController + AdminView: CRUD Stadium, Section, Match</w:t>
-            </w:r>
-          </w:p>
-          <w:p>
-            <w:pPr>
-              <w:pStyle w:val="ListParagraph"/>
-              <w:numPr>
-                <w:ilvl w:val="0"/>
-                <w:numId w:val="4"/>
-              </w:numPr>
-              <w:rPr>
-                <w:rFonts w:ascii="Times New Roman" w:eastAsia="Meiryo" w:hAnsi="Times New Roman" w:cs="Times New Roman"/>
-                <w:sz w:val="30"/>
-                <w:szCs w:val="30"/>
-                <w:lang w:val="vi-VN"/>
-              </w:rPr>
-            </w:pPr>
-            <w:r>
-              <w:rPr>
-                <w:rFonts w:ascii="Times New Roman" w:eastAsia="Meiryo" w:hAnsi="Times New Roman" w:cs="Times New Roman"/>
-                <w:sz w:val="30"/>
-                <w:szCs w:val="30"/>
-                <w:lang w:val="vi-VN"/>
-              </w:rPr>
-              <w:t>Luồng AVAILABLE→LOCKED→BOOKED (Process Payment)</w:t>
-            </w:r>
-          </w:p>
-          <w:p>
-            <w:pPr>
-              <w:pStyle w:val="ListParagraph"/>
-              <w:numPr>
-                <w:ilvl w:val="0"/>
-                <w:numId w:val="4"/>
-              </w:numPr>
-              <w:rPr>
-                <w:rFonts w:ascii="Times New Roman" w:eastAsia="Meiryo" w:hAnsi="Times New Roman" w:cs="Times New Roman"/>
-                <w:sz w:val="30"/>
-                <w:szCs w:val="30"/>
-                <w:lang w:val="vi-VN"/>
-              </w:rPr>
-            </w:pPr>
-            <w:r>
-              <w:rPr>
-                <w:rFonts w:ascii="Times New Roman" w:eastAsia="Meiryo" w:hAnsi="Times New Roman" w:cs="Times New Roman"/>
-                <w:sz w:val="30"/>
-                <w:szCs w:val="30"/>
-                <w:lang w:val="vi-VN"/>
-              </w:rPr>
-              <w:t>Cancel Locked Seat</w:t>
-            </w:r>
-          </w:p>
-          <w:p>
-            <w:pPr>
-              <w:pStyle w:val="ListParagraph"/>
-              <w:numPr>
-                <w:ilvl w:val="0"/>
-                <w:numId w:val="4"/>
-              </w:numPr>
-              <w:rPr>
-                <w:rFonts w:ascii="Times New Roman" w:eastAsia="Meiryo" w:hAnsi="Times New Roman" w:cs="Times New Roman"/>
-                <w:sz w:val="30"/>
-                <w:szCs w:val="30"/>
-                <w:lang w:val="vi-VN"/>
-              </w:rPr>
-            </w:pPr>
-            <w:r>
-              <w:rPr>
-                <w:rFonts w:ascii="Times New Roman" w:eastAsia="Meiryo" w:hAnsi="Times New Roman" w:cs="Times New Roman"/>
-                <w:sz w:val="30"/>
-                <w:szCs w:val="30"/>
-                <w:lang w:val="vi-VN"/>
-              </w:rPr>
-              <w:t>Throw đúng exception ở ≥5 n</w:t>
-            </w:r>
-            <w:r>
-              <w:rPr>
-                <w:rFonts w:ascii="Times New Roman" w:eastAsia="Meiryo" w:hAnsi="Times New Roman" w:cs="Times New Roman" w:hint="cs"/>
-                <w:sz w:val="30"/>
-                <w:szCs w:val="30"/>
-                <w:lang w:val="vi-VN"/>
-              </w:rPr>
-              <w:t>ơ</w:t>
-            </w:r>
-            <w:r>
-              <w:rPr>
-                <w:rFonts w:ascii="Times New Roman" w:eastAsia="Meiryo" w:hAnsi="Times New Roman" w:cs="Times New Roman"/>
-                <w:sz w:val="30"/>
-                <w:szCs w:val="30"/>
-                <w:lang w:val="vi-VN"/>
-              </w:rPr>
-              <w:t>i (SeatAlreadyBookedException, InvalidCredentialsException...)</w:t>
+              <w:rPr>
+                <w:rFonts w:ascii="Times New Roman" w:eastAsia="Meiryo" w:hAnsi="Times New Roman" w:cs="Times New Roman"/>
+                <w:sz w:val="30"/>
+                <w:szCs w:val="30"/>
+                <w:lang w:val="vi-VN"/>
+              </w:rPr>
+            </w:pPr>
+            <w:r>
+              <w:rPr>
+                <w:rFonts w:ascii="Times New Roman" w:eastAsia="Meiryo" w:hAnsi="Times New Roman" w:cs="Times New Roman"/>
+                <w:sz w:val="30"/>
+                <w:szCs w:val="30"/>
+                <w:lang w:val="vi-VN"/>
+              </w:rPr>
+              <w:t>Vẽ 4 flowcharts</w:t>
             </w:r>
           </w:p>
         </w:tc>
@@ -1661,7 +2072,6 @@
           <w:szCs w:val="30"/>
           <w:lang w:val="vi-VN"/>
         </w:rPr>
-        <w:lastRenderedPageBreak/>
         <w:t>Thứ 3 ngày 07 tháng 07</w:t>
       </w:r>
     </w:p>
@@ -1737,23 +2147,25 @@
           <w:p>
             <w:pPr>
               <w:pStyle w:val="ListParagraph"/>
-              <w:ind w:left="0"/>
-              <w:jc w:val="center"/>
-              <w:rPr>
-                <w:rFonts w:ascii="Times New Roman" w:eastAsia="Meiryo" w:hAnsi="Times New Roman" w:cs="Times New Roman"/>
-                <w:sz w:val="30"/>
-                <w:szCs w:val="30"/>
-                <w:lang w:val="vi-VN"/>
-              </w:rPr>
-            </w:pPr>
-            <w:r>
-              <w:rPr>
-                <w:rFonts w:ascii="Times New Roman" w:eastAsia="Meiryo" w:hAnsi="Times New Roman" w:cs="Times New Roman"/>
-                <w:sz w:val="30"/>
-                <w:szCs w:val="30"/>
-                <w:lang w:val="vi-VN"/>
-              </w:rPr>
-              <w:t>Fix Logic hiện có (02/07)</w:t>
+              <w:numPr>
+                <w:ilvl w:val="0"/>
+                <w:numId w:val="7"/>
+              </w:numPr>
+              <w:rPr>
+                <w:rFonts w:ascii="Times New Roman" w:eastAsia="Meiryo" w:hAnsi="Times New Roman" w:cs="Times New Roman"/>
+                <w:sz w:val="30"/>
+                <w:szCs w:val="30"/>
+                <w:lang w:val="vi-VN"/>
+              </w:rPr>
+            </w:pPr>
+            <w:r>
+              <w:rPr>
+                <w:rFonts w:ascii="Times New Roman" w:eastAsia="Meiryo" w:hAnsi="Times New Roman" w:cs="Times New Roman"/>
+                <w:sz w:val="30"/>
+                <w:szCs w:val="30"/>
+                <w:lang w:val="vi-VN"/>
+              </w:rPr>
+              <w:t>Viết readme.md đầy đủ</w:t>
             </w:r>
           </w:p>
           <w:p>
@@ -1761,7 +2173,7 @@
               <w:pStyle w:val="ListParagraph"/>
               <w:numPr>
                 <w:ilvl w:val="0"/>
-                <w:numId w:val="5"/>
+                <w:numId w:val="7"/>
               </w:numPr>
               <w:rPr>
                 <w:rFonts w:ascii="Times New Roman" w:eastAsia="Meiryo" w:hAnsi="Times New Roman" w:cs="Times New Roman"/>
@@ -1777,127 +2189,7 @@
                 <w:szCs w:val="30"/>
                 <w:lang w:val="vi-VN"/>
               </w:rPr>
-              <w:t>Đồng bộ giá STANDING/ECONOMY_LOWER giữa CSV và docs</w:t>
-            </w:r>
-          </w:p>
-          <w:p>
-            <w:pPr>
-              <w:pStyle w:val="ListParagraph"/>
-              <w:numPr>
-                <w:ilvl w:val="0"/>
-                <w:numId w:val="5"/>
-              </w:numPr>
-              <w:rPr>
-                <w:rFonts w:ascii="Times New Roman" w:eastAsia="Meiryo" w:hAnsi="Times New Roman" w:cs="Times New Roman"/>
-                <w:sz w:val="30"/>
-                <w:szCs w:val="30"/>
-                <w:lang w:val="vi-VN"/>
-              </w:rPr>
-            </w:pPr>
-            <w:r>
-              <w:rPr>
-                <w:rFonts w:ascii="Times New Roman" w:eastAsia="Meiryo" w:hAnsi="Times New Roman" w:cs="Times New Roman"/>
-                <w:sz w:val="30"/>
-                <w:szCs w:val="30"/>
-                <w:lang w:val="vi-VN"/>
-              </w:rPr>
-              <w:t>Sửa ID generation: dùng counter thay vì UUID 8 ký tự</w:t>
-            </w:r>
-          </w:p>
-          <w:p>
-            <w:pPr>
-              <w:pStyle w:val="ListParagraph"/>
-              <w:numPr>
-                <w:ilvl w:val="0"/>
-                <w:numId w:val="5"/>
-              </w:numPr>
-              <w:rPr>
-                <w:rFonts w:ascii="Times New Roman" w:eastAsia="Meiryo" w:hAnsi="Times New Roman" w:cs="Times New Roman"/>
-                <w:sz w:val="30"/>
-                <w:szCs w:val="30"/>
-                <w:lang w:val="vi-VN"/>
-              </w:rPr>
-            </w:pPr>
-            <w:r>
-              <w:rPr>
-                <w:rFonts w:ascii="Times New Roman" w:eastAsia="Meiryo" w:hAnsi="Times New Roman" w:cs="Times New Roman"/>
-                <w:sz w:val="30"/>
-                <w:szCs w:val="30"/>
-                <w:lang w:val="vi-VN"/>
-              </w:rPr>
-              <w:t>Xử lý BookingView dead code (wire vào MainView hoặc xóa)</w:t>
-            </w:r>
-          </w:p>
-          <w:p>
-            <w:pPr>
-              <w:pStyle w:val="ListParagraph"/>
-              <w:numPr>
-                <w:ilvl w:val="0"/>
-                <w:numId w:val="5"/>
-              </w:numPr>
-              <w:rPr>
-                <w:rFonts w:ascii="Times New Roman" w:eastAsia="Meiryo" w:hAnsi="Times New Roman" w:cs="Times New Roman"/>
-                <w:sz w:val="30"/>
-                <w:szCs w:val="30"/>
-                <w:lang w:val="vi-VN"/>
-              </w:rPr>
-            </w:pPr>
-            <w:r>
-              <w:rPr>
-                <w:rFonts w:ascii="Times New Roman" w:eastAsia="Meiryo" w:hAnsi="Times New Roman" w:cs="Times New Roman"/>
-                <w:sz w:val="30"/>
-                <w:szCs w:val="30"/>
-                <w:lang w:val="vi-VN"/>
-              </w:rPr>
-              <w:t>BookingView nhận Scanner từ constructor thay vì tự tạo</w:t>
-            </w:r>
-          </w:p>
-          <w:p>
-            <w:pPr>
-              <w:pStyle w:val="ListParagraph"/>
-              <w:numPr>
-                <w:ilvl w:val="0"/>
-                <w:numId w:val="5"/>
-              </w:numPr>
-              <w:rPr>
-                <w:rFonts w:ascii="Times New Roman" w:eastAsia="Meiryo" w:hAnsi="Times New Roman" w:cs="Times New Roman"/>
-                <w:sz w:val="30"/>
-                <w:szCs w:val="30"/>
-                <w:lang w:val="vi-VN"/>
-              </w:rPr>
-            </w:pPr>
-            <w:r>
-              <w:rPr>
-                <w:rFonts w:ascii="Times New Roman" w:eastAsia="Meiryo" w:hAnsi="Times New Roman" w:cs="Times New Roman"/>
-                <w:sz w:val="30"/>
-                <w:szCs w:val="30"/>
-                <w:lang w:val="vi-VN"/>
-              </w:rPr>
-              <w:t>Thêm synchronized cho generateNextFanId()</w:t>
-            </w:r>
-          </w:p>
-          <w:p>
-            <w:pPr>
-              <w:pStyle w:val="ListParagraph"/>
-              <w:numPr>
-                <w:ilvl w:val="0"/>
-                <w:numId w:val="5"/>
-              </w:numPr>
-              <w:rPr>
-                <w:rFonts w:ascii="Times New Roman" w:eastAsia="Meiryo" w:hAnsi="Times New Roman" w:cs="Times New Roman"/>
-                <w:sz w:val="30"/>
-                <w:szCs w:val="30"/>
-                <w:lang w:val="vi-VN"/>
-              </w:rPr>
-            </w:pPr>
-            <w:r>
-              <w:rPr>
-                <w:rFonts w:ascii="Times New Roman" w:eastAsia="Meiryo" w:hAnsi="Times New Roman" w:cs="Times New Roman"/>
-                <w:sz w:val="30"/>
-                <w:szCs w:val="30"/>
-                <w:lang w:val="vi-VN"/>
-              </w:rPr>
-              <w:t>Thống nhất hành vi "xem vé" giữa MainView và ReportView</w:t>
+              <w:t>Vẽ biểu đồ so sánh Throughput vs Double Booking Rate</w:t>
             </w:r>
           </w:p>
         </w:tc>
@@ -1993,6 +2285,8 @@
           <w:lang w:val="vi-VN"/>
         </w:rPr>
       </w:pPr>
+      <w:bookmarkStart w:id="0" w:name="_GoBack"/>
+      <w:bookmarkEnd w:id="0"/>
     </w:p>
     <w:sectPr>
       <w:pgSz w:w="11900" w:h="16840"/>
@@ -2007,6 +2301,95 @@
 <file path=word/numbering.xml><?xml version="1.0" encoding="utf-8"?>
 <w:numbering xmlns:wpc="http://schemas.microsoft.com/office/word/2010/wordprocessingCanvas" xmlns:cx="http://schemas.microsoft.com/office/drawing/2014/chartex" xmlns:cx1="http://schemas.microsoft.com/office/drawing/2015/9/8/chartex" xmlns:cx2="http://schemas.microsoft.com/office/drawing/2015/10/21/chartex" xmlns:cx3="http://schemas.microsoft.com/office/drawing/2016/5/9/chartex" xmlns:cx4="http://schemas.microsoft.com/office/drawing/2016/5/10/chartex" xmlns:cx5="http://schemas.microsoft.com/office/drawing/2016/5/11/chartex" xmlns:cx6="http://schemas.microsoft.com/office/drawing/2016/5/12/chartex" xmlns:cx7="http://schemas.microsoft.com/office/drawing/2016/5/13/chartex" xmlns:cx8="http://schemas.microsoft.com/office/drawing/2016/5/14/chartex" xmlns:mc="http://schemas.openxmlformats.org/markup-compatibility/2006" xmlns:aink="http://schemas.microsoft.com/office/drawing/2016/ink" xmlns:am3d="http://schemas.microsoft.com/office/drawing/2017/model3d" xmlns:o="urn:schemas-microsoft-com:office:office" xmlns:r="http://schemas.openxmlformats.org/officeDocument/2006/relationships" xmlns:m="http://schemas.openxmlformats.org/officeDocument/2006/math" xmlns:v="urn:schemas-microsoft-com:vml" xmlns:wp14="http://schemas.microsoft.com/office/word/2010/wordprocessingDrawing" xmlns:wp="http://schemas.openxmlformats.org/drawingml/2006/wordprocessingDrawing" xmlns:w10="urn:schemas-microsoft-com:office:word" xmlns:w="http://schemas.openxmlformats.org/wordprocessingml/2006/main" xmlns:w14="http://schemas.microsoft.com/office/word/2010/wordml" xmlns:w15="http://schemas.microsoft.com/office/word/2012/wordml" xmlns:w16cid="http://schemas.microsoft.com/office/word/2016/wordml/cid" xmlns:w16se="http://schemas.microsoft.com/office/word/2015/wordml/symex" xmlns:wpg="http://schemas.microsoft.com/office/word/2010/wordprocessingGroup" xmlns:wpi="http://schemas.microsoft.com/office/word/2010/wordprocessingInk" xmlns:wne="http://schemas.microsoft.com/office/word/2006/wordml" xmlns:wps="http://schemas.microsoft.com/office/word/2010/wordprocessingShape" mc:Ignorable="w14 w15 w16se w16cid wp14">
   <w:abstractNum w:abstractNumId="0" w15:restartNumberingAfterBreak="0">
+    <w:nsid w:val="01704A8D"/>
+    <w:multiLevelType w:val="hybridMultilevel"/>
+    <w:tmpl w:val="446EA6A0"/>
+    <w:lvl w:ilvl="0" w:tplc="0409000F">
+      <w:start w:val="1"/>
+      <w:numFmt w:val="decimal"/>
+      <w:lvlText w:val="%1."/>
+      <w:lvlJc w:val="left"/>
+      <w:pPr>
+        <w:ind w:left="720" w:hanging="360"/>
+      </w:pPr>
+      <w:rPr>
+        <w:rFonts w:hint="default"/>
+      </w:rPr>
+    </w:lvl>
+    <w:lvl w:ilvl="1" w:tplc="04090019" w:tentative="1">
+      <w:start w:val="1"/>
+      <w:numFmt w:val="lowerLetter"/>
+      <w:lvlText w:val="%2."/>
+      <w:lvlJc w:val="left"/>
+      <w:pPr>
+        <w:ind w:left="1440" w:hanging="360"/>
+      </w:pPr>
+    </w:lvl>
+    <w:lvl w:ilvl="2" w:tplc="0409001B" w:tentative="1">
+      <w:start w:val="1"/>
+      <w:numFmt w:val="lowerRoman"/>
+      <w:lvlText w:val="%3."/>
+      <w:lvlJc w:val="right"/>
+      <w:pPr>
+        <w:ind w:left="2160" w:hanging="180"/>
+      </w:pPr>
+    </w:lvl>
+    <w:lvl w:ilvl="3" w:tplc="0409000F" w:tentative="1">
+      <w:start w:val="1"/>
+      <w:numFmt w:val="decimal"/>
+      <w:lvlText w:val="%4."/>
+      <w:lvlJc w:val="left"/>
+      <w:pPr>
+        <w:ind w:left="2880" w:hanging="360"/>
+      </w:pPr>
+    </w:lvl>
+    <w:lvl w:ilvl="4" w:tplc="04090019" w:tentative="1">
+      <w:start w:val="1"/>
+      <w:numFmt w:val="lowerLetter"/>
+      <w:lvlText w:val="%5."/>
+      <w:lvlJc w:val="left"/>
+      <w:pPr>
+        <w:ind w:left="3600" w:hanging="360"/>
+      </w:pPr>
+    </w:lvl>
+    <w:lvl w:ilvl="5" w:tplc="0409001B" w:tentative="1">
+      <w:start w:val="1"/>
+      <w:numFmt w:val="lowerRoman"/>
+      <w:lvlText w:val="%6."/>
+      <w:lvlJc w:val="right"/>
+      <w:pPr>
+        <w:ind w:left="4320" w:hanging="180"/>
+      </w:pPr>
+    </w:lvl>
+    <w:lvl w:ilvl="6" w:tplc="0409000F" w:tentative="1">
+      <w:start w:val="1"/>
+      <w:numFmt w:val="decimal"/>
+      <w:lvlText w:val="%7."/>
+      <w:lvlJc w:val="left"/>
+      <w:pPr>
+        <w:ind w:left="5040" w:hanging="360"/>
+      </w:pPr>
+    </w:lvl>
+    <w:lvl w:ilvl="7" w:tplc="04090019" w:tentative="1">
+      <w:start w:val="1"/>
+      <w:numFmt w:val="lowerLetter"/>
+      <w:lvlText w:val="%8."/>
+      <w:lvlJc w:val="left"/>
+      <w:pPr>
+        <w:ind w:left="5760" w:hanging="360"/>
+      </w:pPr>
+    </w:lvl>
+    <w:lvl w:ilvl="8" w:tplc="0409001B" w:tentative="1">
+      <w:start w:val="1"/>
+      <w:numFmt w:val="lowerRoman"/>
+      <w:lvlText w:val="%9."/>
+      <w:lvlJc w:val="right"/>
+      <w:pPr>
+        <w:ind w:left="6480" w:hanging="180"/>
+      </w:pPr>
+    </w:lvl>
+  </w:abstractNum>
+  <w:abstractNum w:abstractNumId="1" w15:restartNumberingAfterBreak="0">
     <w:nsid w:val="06953FF3"/>
     <w:multiLevelType w:val="hybridMultilevel"/>
     <w:tmpl w:val="E2B281E2"/>
@@ -2095,7 +2478,7 @@
       </w:pPr>
     </w:lvl>
   </w:abstractNum>
-  <w:abstractNum w:abstractNumId="1" w15:restartNumberingAfterBreak="0">
+  <w:abstractNum w:abstractNumId="2" w15:restartNumberingAfterBreak="0">
     <w:nsid w:val="0E272BB9"/>
     <w:multiLevelType w:val="hybridMultilevel"/>
     <w:tmpl w:val="C82CEBDA"/>
@@ -2184,7 +2567,7 @@
       </w:pPr>
     </w:lvl>
   </w:abstractNum>
-  <w:abstractNum w:abstractNumId="2" w15:restartNumberingAfterBreak="0">
+  <w:abstractNum w:abstractNumId="3" w15:restartNumberingAfterBreak="0">
     <w:nsid w:val="2EAC2EB3"/>
     <w:multiLevelType w:val="hybridMultilevel"/>
     <w:tmpl w:val="80DE6B66"/>
@@ -2273,7 +2656,96 @@
       </w:pPr>
     </w:lvl>
   </w:abstractNum>
-  <w:abstractNum w:abstractNumId="3" w15:restartNumberingAfterBreak="0">
+  <w:abstractNum w:abstractNumId="4" w15:restartNumberingAfterBreak="0">
+    <w:nsid w:val="36841F18"/>
+    <w:multiLevelType w:val="hybridMultilevel"/>
+    <w:tmpl w:val="69E28A6A"/>
+    <w:lvl w:ilvl="0" w:tplc="0409000F">
+      <w:start w:val="1"/>
+      <w:numFmt w:val="decimal"/>
+      <w:lvlText w:val="%1."/>
+      <w:lvlJc w:val="left"/>
+      <w:pPr>
+        <w:ind w:left="720" w:hanging="360"/>
+      </w:pPr>
+      <w:rPr>
+        <w:rFonts w:hint="default"/>
+      </w:rPr>
+    </w:lvl>
+    <w:lvl w:ilvl="1" w:tplc="04090019" w:tentative="1">
+      <w:start w:val="1"/>
+      <w:numFmt w:val="lowerLetter"/>
+      <w:lvlText w:val="%2."/>
+      <w:lvlJc w:val="left"/>
+      <w:pPr>
+        <w:ind w:left="1440" w:hanging="360"/>
+      </w:pPr>
+    </w:lvl>
+    <w:lvl w:ilvl="2" w:tplc="0409001B" w:tentative="1">
+      <w:start w:val="1"/>
+      <w:numFmt w:val="lowerRoman"/>
+      <w:lvlText w:val="%3."/>
+      <w:lvlJc w:val="right"/>
+      <w:pPr>
+        <w:ind w:left="2160" w:hanging="180"/>
+      </w:pPr>
+    </w:lvl>
+    <w:lvl w:ilvl="3" w:tplc="0409000F" w:tentative="1">
+      <w:start w:val="1"/>
+      <w:numFmt w:val="decimal"/>
+      <w:lvlText w:val="%4."/>
+      <w:lvlJc w:val="left"/>
+      <w:pPr>
+        <w:ind w:left="2880" w:hanging="360"/>
+      </w:pPr>
+    </w:lvl>
+    <w:lvl w:ilvl="4" w:tplc="04090019" w:tentative="1">
+      <w:start w:val="1"/>
+      <w:numFmt w:val="lowerLetter"/>
+      <w:lvlText w:val="%5."/>
+      <w:lvlJc w:val="left"/>
+      <w:pPr>
+        <w:ind w:left="3600" w:hanging="360"/>
+      </w:pPr>
+    </w:lvl>
+    <w:lvl w:ilvl="5" w:tplc="0409001B" w:tentative="1">
+      <w:start w:val="1"/>
+      <w:numFmt w:val="lowerRoman"/>
+      <w:lvlText w:val="%6."/>
+      <w:lvlJc w:val="right"/>
+      <w:pPr>
+        <w:ind w:left="4320" w:hanging="180"/>
+      </w:pPr>
+    </w:lvl>
+    <w:lvl w:ilvl="6" w:tplc="0409000F" w:tentative="1">
+      <w:start w:val="1"/>
+      <w:numFmt w:val="decimal"/>
+      <w:lvlText w:val="%7."/>
+      <w:lvlJc w:val="left"/>
+      <w:pPr>
+        <w:ind w:left="5040" w:hanging="360"/>
+      </w:pPr>
+    </w:lvl>
+    <w:lvl w:ilvl="7" w:tplc="04090019" w:tentative="1">
+      <w:start w:val="1"/>
+      <w:numFmt w:val="lowerLetter"/>
+      <w:lvlText w:val="%8."/>
+      <w:lvlJc w:val="left"/>
+      <w:pPr>
+        <w:ind w:left="5760" w:hanging="360"/>
+      </w:pPr>
+    </w:lvl>
+    <w:lvl w:ilvl="8" w:tplc="0409001B" w:tentative="1">
+      <w:start w:val="1"/>
+      <w:numFmt w:val="lowerRoman"/>
+      <w:lvlText w:val="%9."/>
+      <w:lvlJc w:val="right"/>
+      <w:pPr>
+        <w:ind w:left="6480" w:hanging="180"/>
+      </w:pPr>
+    </w:lvl>
+  </w:abstractNum>
+  <w:abstractNum w:abstractNumId="5" w15:restartNumberingAfterBreak="0">
     <w:nsid w:val="3A214381"/>
     <w:multiLevelType w:val="hybridMultilevel"/>
     <w:tmpl w:val="E7EA78B2"/>
@@ -2362,7 +2834,120 @@
       </w:pPr>
     </w:lvl>
   </w:abstractNum>
-  <w:abstractNum w:abstractNumId="4" w15:restartNumberingAfterBreak="0">
+  <w:abstractNum w:abstractNumId="6" w15:restartNumberingAfterBreak="0">
+    <w:nsid w:val="43025C4E"/>
+    <w:multiLevelType w:val="hybridMultilevel"/>
+    <w:tmpl w:val="2C5E7BC6"/>
+    <w:lvl w:ilvl="0" w:tplc="2A3218F0">
+      <w:start w:val="3"/>
+      <w:numFmt w:val="bullet"/>
+      <w:lvlText w:val="-"/>
+      <w:lvlJc w:val="left"/>
+      <w:pPr>
+        <w:ind w:left="720" w:hanging="360"/>
+      </w:pPr>
+      <w:rPr>
+        <w:rFonts w:ascii="Times New Roman" w:eastAsia="Meiryo" w:hAnsi="Times New Roman" w:cs="Times New Roman" w:hint="default"/>
+      </w:rPr>
+    </w:lvl>
+    <w:lvl w:ilvl="1" w:tplc="04090003" w:tentative="1">
+      <w:start w:val="1"/>
+      <w:numFmt w:val="bullet"/>
+      <w:lvlText w:val="o"/>
+      <w:lvlJc w:val="left"/>
+      <w:pPr>
+        <w:ind w:left="1440" w:hanging="360"/>
+      </w:pPr>
+      <w:rPr>
+        <w:rFonts w:ascii="Courier New" w:hAnsi="Courier New" w:cs="Courier New" w:hint="default"/>
+      </w:rPr>
+    </w:lvl>
+    <w:lvl w:ilvl="2" w:tplc="04090005" w:tentative="1">
+      <w:start w:val="1"/>
+      <w:numFmt w:val="bullet"/>
+      <w:lvlText w:val=""/>
+      <w:lvlJc w:val="left"/>
+      <w:pPr>
+        <w:ind w:left="2160" w:hanging="360"/>
+      </w:pPr>
+      <w:rPr>
+        <w:rFonts w:ascii="Wingdings" w:hAnsi="Wingdings" w:hint="default"/>
+      </w:rPr>
+    </w:lvl>
+    <w:lvl w:ilvl="3" w:tplc="04090001" w:tentative="1">
+      <w:start w:val="1"/>
+      <w:numFmt w:val="bullet"/>
+      <w:lvlText w:val=""/>
+      <w:lvlJc w:val="left"/>
+      <w:pPr>
+        <w:ind w:left="2880" w:hanging="360"/>
+      </w:pPr>
+      <w:rPr>
+        <w:rFonts w:ascii="Symbol" w:hAnsi="Symbol" w:hint="default"/>
+      </w:rPr>
+    </w:lvl>
+    <w:lvl w:ilvl="4" w:tplc="04090003" w:tentative="1">
+      <w:start w:val="1"/>
+      <w:numFmt w:val="bullet"/>
+      <w:lvlText w:val="o"/>
+      <w:lvlJc w:val="left"/>
+      <w:pPr>
+        <w:ind w:left="3600" w:hanging="360"/>
+      </w:pPr>
+      <w:rPr>
+        <w:rFonts w:ascii="Courier New" w:hAnsi="Courier New" w:cs="Courier New" w:hint="default"/>
+      </w:rPr>
+    </w:lvl>
+    <w:lvl w:ilvl="5" w:tplc="04090005" w:tentative="1">
+      <w:start w:val="1"/>
+      <w:numFmt w:val="bullet"/>
+      <w:lvlText w:val=""/>
+      <w:lvlJc w:val="left"/>
+      <w:pPr>
+        <w:ind w:left="4320" w:hanging="360"/>
+      </w:pPr>
+      <w:rPr>
+        <w:rFonts w:ascii="Wingdings" w:hAnsi="Wingdings" w:hint="default"/>
+      </w:rPr>
+    </w:lvl>
+    <w:lvl w:ilvl="6" w:tplc="04090001" w:tentative="1">
+      <w:start w:val="1"/>
+      <w:numFmt w:val="bullet"/>
+      <w:lvlText w:val=""/>
+      <w:lvlJc w:val="left"/>
+      <w:pPr>
+        <w:ind w:left="5040" w:hanging="360"/>
+      </w:pPr>
+      <w:rPr>
+        <w:rFonts w:ascii="Symbol" w:hAnsi="Symbol" w:hint="default"/>
+      </w:rPr>
+    </w:lvl>
+    <w:lvl w:ilvl="7" w:tplc="04090003" w:tentative="1">
+      <w:start w:val="1"/>
+      <w:numFmt w:val="bullet"/>
+      <w:lvlText w:val="o"/>
+      <w:lvlJc w:val="left"/>
+      <w:pPr>
+        <w:ind w:left="5760" w:hanging="360"/>
+      </w:pPr>
+      <w:rPr>
+        <w:rFonts w:ascii="Courier New" w:hAnsi="Courier New" w:cs="Courier New" w:hint="default"/>
+      </w:rPr>
+    </w:lvl>
+    <w:lvl w:ilvl="8" w:tplc="04090005" w:tentative="1">
+      <w:start w:val="1"/>
+      <w:numFmt w:val="bullet"/>
+      <w:lvlText w:val=""/>
+      <w:lvlJc w:val="left"/>
+      <w:pPr>
+        <w:ind w:left="6480" w:hanging="360"/>
+      </w:pPr>
+      <w:rPr>
+        <w:rFonts w:ascii="Wingdings" w:hAnsi="Wingdings" w:hint="default"/>
+      </w:rPr>
+    </w:lvl>
+  </w:abstractNum>
+  <w:abstractNum w:abstractNumId="7" w15:restartNumberingAfterBreak="0">
     <w:nsid w:val="7E013702"/>
     <w:multiLevelType w:val="hybridMultilevel"/>
     <w:tmpl w:val="7F44F0A4"/>
@@ -2452,19 +3037,28 @@
     </w:lvl>
   </w:abstractNum>
   <w:num w:numId="1">
+    <w:abstractNumId w:val="2"/>
+  </w:num>
+  <w:num w:numId="2">
+    <w:abstractNumId w:val="3"/>
+  </w:num>
+  <w:num w:numId="3">
     <w:abstractNumId w:val="1"/>
   </w:num>
-  <w:num w:numId="2">
-    <w:abstractNumId w:val="2"/>
+  <w:num w:numId="4">
+    <w:abstractNumId w:val="7"/>
   </w:num>
-  <w:num w:numId="3">
+  <w:num w:numId="5">
+    <w:abstractNumId w:val="5"/>
+  </w:num>
+  <w:num w:numId="6">
+    <w:abstractNumId w:val="6"/>
+  </w:num>
+  <w:num w:numId="7">
     <w:abstractNumId w:val="0"/>
   </w:num>
-  <w:num w:numId="4">
+  <w:num w:numId="8">
     <w:abstractNumId w:val="4"/>
-  </w:num>
-  <w:num w:numId="5">
-    <w:abstractNumId w:val="3"/>
   </w:num>
 </w:numbering>
 </file>

--- a/docs/Checklist công việc Nhóm 4 .docx
+++ b/docs/Checklist công việc Nhóm 4 .docx
@@ -21,27 +21,7 @@
           <w:szCs w:val="30"/>
           <w:lang w:val="vi-VN"/>
         </w:rPr>
-        <w:t>Checklist công việc Nhóm 4 từ ngày 0</w:t>
-      </w:r>
-      <w:r>
-        <w:rPr>
-          <w:rFonts w:ascii="Times New Roman" w:eastAsia="Meiryo" w:hAnsi="Times New Roman" w:cs="Times New Roman"/>
-          <w:b/>
-          <w:sz w:val="34"/>
-          <w:szCs w:val="30"/>
-          <w:lang w:val="vi-VN"/>
-        </w:rPr>
-        <w:t>6</w:t>
-      </w:r>
-      <w:r>
-        <w:rPr>
-          <w:rFonts w:ascii="Times New Roman" w:eastAsia="Meiryo" w:hAnsi="Times New Roman" w:cs="Times New Roman"/>
-          <w:b/>
-          <w:sz w:val="34"/>
-          <w:szCs w:val="30"/>
-          <w:lang w:val="vi-VN"/>
-        </w:rPr>
-        <w:t>/07 đến ngày</w:t>
+        <w:t>Checklist công việc Nhóm 4 từ ngày 04/07 đến ngày</w:t>
       </w:r>
       <w:r>
         <w:rPr>
@@ -379,25 +359,7 @@
           <w:szCs w:val="30"/>
           <w:lang w:val="vi-VN"/>
         </w:rPr>
-        <w:t>Từng thành viên hoàn thành Checklist theo thứ tự, tuân thủ Deadline. Tuyệt đối không 2 hoặc hơn 2 th</w:t>
-      </w:r>
-      <w:r>
-        <w:rPr>
-          <w:rFonts w:ascii="Times New Roman" w:eastAsia="Meiryo" w:hAnsi="Times New Roman" w:cs="Times New Roman"/>
-          <w:sz w:val="30"/>
-          <w:szCs w:val="30"/>
-          <w:lang w:val="vi-VN"/>
-        </w:rPr>
-        <w:t>à</w:t>
-      </w:r>
-      <w:r>
-        <w:rPr>
-          <w:rFonts w:ascii="Times New Roman" w:eastAsia="Meiryo" w:hAnsi="Times New Roman" w:cs="Times New Roman"/>
-          <w:sz w:val="30"/>
-          <w:szCs w:val="30"/>
-          <w:lang w:val="vi-VN"/>
-        </w:rPr>
-        <w:t>nh viên được làm bài cùng 1 lúc.</w:t>
+        <w:t>Từng thành viên hoàn thành Checklist theo thứ tự, tuân thủ Deadline. Tuyệt đối không 2 hoặc hơn 2 thanh viên được làm bài cùng 1 lúc.</w:t>
       </w:r>
     </w:p>
     <w:p>
@@ -626,67 +588,7 @@
           <w:szCs w:val="30"/>
           <w:lang w:val="vi-VN"/>
         </w:rPr>
-        <w:t xml:space="preserve">Thứ </w:t>
-      </w:r>
-      <w:r>
-        <w:rPr>
-          <w:rFonts w:ascii="Times New Roman" w:eastAsia="Meiryo" w:hAnsi="Times New Roman" w:cs="Times New Roman"/>
-          <w:color w:val="0070C0"/>
-          <w:sz w:val="30"/>
-          <w:szCs w:val="30"/>
-          <w:lang w:val="vi-VN"/>
-        </w:rPr>
-        <w:t>2</w:t>
-      </w:r>
-      <w:r>
-        <w:rPr>
-          <w:rFonts w:ascii="Times New Roman" w:eastAsia="Meiryo" w:hAnsi="Times New Roman" w:cs="Times New Roman"/>
-          <w:color w:val="0070C0"/>
-          <w:sz w:val="30"/>
-          <w:szCs w:val="30"/>
-          <w:lang w:val="vi-VN"/>
-        </w:rPr>
-        <w:t xml:space="preserve"> ngày 0</w:t>
-      </w:r>
-      <w:r>
-        <w:rPr>
-          <w:rFonts w:ascii="Times New Roman" w:eastAsia="Meiryo" w:hAnsi="Times New Roman" w:cs="Times New Roman"/>
-          <w:color w:val="0070C0"/>
-          <w:sz w:val="30"/>
-          <w:szCs w:val="30"/>
-          <w:lang w:val="vi-VN"/>
-        </w:rPr>
-        <w:t>6</w:t>
-      </w:r>
-      <w:r>
-        <w:rPr>
-          <w:rFonts w:ascii="Times New Roman" w:eastAsia="Meiryo" w:hAnsi="Times New Roman" w:cs="Times New Roman"/>
-          <w:color w:val="0070C0"/>
-          <w:sz w:val="30"/>
-          <w:szCs w:val="30"/>
-          <w:lang w:val="vi-VN"/>
-        </w:rPr>
-        <w:t xml:space="preserve"> tháng 07</w:t>
-      </w:r>
-      <w:r>
-        <w:rPr>
-          <w:rFonts w:ascii="Times New Roman" w:eastAsia="Meiryo" w:hAnsi="Times New Roman" w:cs="Times New Roman"/>
-          <w:color w:val="0070C0"/>
-          <w:sz w:val="30"/>
-          <w:szCs w:val="30"/>
-          <w:lang w:val="vi-VN"/>
-        </w:rPr>
-        <w:t xml:space="preserve"> – Thứ 3 ngày 07 tháng 07</w:t>
-      </w:r>
-      <w:r>
-        <w:rPr>
-          <w:rFonts w:ascii="Times New Roman" w:eastAsia="Meiryo" w:hAnsi="Times New Roman" w:cs="Times New Roman"/>
-          <w:color w:val="0070C0"/>
-          <w:sz w:val="30"/>
-          <w:szCs w:val="30"/>
-          <w:lang w:val="vi-VN"/>
-        </w:rPr>
-        <w:t>.</w:t>
+        <w:t>Thứ 7 ngày 04 tháng 07.</w:t>
       </w:r>
     </w:p>
     <w:tbl>
@@ -724,25 +626,16 @@
                 <w:szCs w:val="30"/>
                 <w:lang w:val="vi-VN"/>
               </w:rPr>
-              <w:t>22</w:t>
-            </w:r>
-            <w:r>
-              <w:rPr>
-                <w:rFonts w:ascii="Times New Roman" w:eastAsia="Meiryo" w:hAnsi="Times New Roman" w:cs="Times New Roman"/>
-                <w:sz w:val="30"/>
-                <w:szCs w:val="30"/>
-                <w:lang w:val="vi-VN"/>
-              </w:rPr>
-              <w:t xml:space="preserve">h – </w:t>
-            </w:r>
-            <w:r>
-              <w:rPr>
-                <w:rFonts w:ascii="Times New Roman" w:eastAsia="Meiryo" w:hAnsi="Times New Roman" w:cs="Times New Roman"/>
-                <w:sz w:val="30"/>
-                <w:szCs w:val="30"/>
-                <w:lang w:val="vi-VN"/>
-              </w:rPr>
-              <w:t>07</w:t>
+              <w:t>0h – 1</w:t>
+            </w:r>
+            <w:r>
+              <w:rPr>
+                <w:rFonts w:ascii="Times New Roman" w:eastAsia="Meiryo" w:hAnsi="Times New Roman" w:cs="Times New Roman"/>
+                <w:sz w:val="30"/>
+                <w:szCs w:val="30"/>
+                <w:lang w:val="vi-VN"/>
+              </w:rPr>
+              <w:t>9</w:t>
             </w:r>
             <w:r>
               <w:rPr>
@@ -787,101 +680,105 @@
           </w:tcPr>
           <w:p>
             <w:pPr>
-              <w:rPr>
-                <w:rFonts w:ascii="Times New Roman" w:eastAsia="Meiryo" w:hAnsi="Times New Roman" w:cs="Times New Roman"/>
-                <w:sz w:val="30"/>
-                <w:szCs w:val="30"/>
-                <w:lang w:val="vi-VN"/>
-              </w:rPr>
-            </w:pPr>
-            <w:r>
-              <w:rPr>
-                <w:rFonts w:ascii="Times New Roman" w:eastAsia="Meiryo" w:hAnsi="Times New Roman" w:cs="Times New Roman"/>
-                <w:sz w:val="30"/>
-                <w:szCs w:val="30"/>
-                <w:lang w:val="vi-VN"/>
-              </w:rPr>
-              <w:t>1. Sửa DataGenerator.SECTION_PRICES (dòng 75) — tránh hỏng data nếu regenerate</w:t>
-            </w:r>
-          </w:p>
-          <w:p>
-            <w:pPr>
-              <w:rPr>
-                <w:rFonts w:ascii="Times New Roman" w:eastAsia="Meiryo" w:hAnsi="Times New Roman" w:cs="Times New Roman"/>
-                <w:sz w:val="30"/>
-                <w:szCs w:val="30"/>
-                <w:lang w:val="vi-VN"/>
-              </w:rPr>
-            </w:pPr>
-            <w:r>
-              <w:rPr>
-                <w:rFonts w:ascii="Times New Roman" w:eastAsia="Meiryo" w:hAnsi="Times New Roman" w:cs="Times New Roman"/>
-                <w:sz w:val="30"/>
-                <w:szCs w:val="30"/>
-                <w:lang w:val="vi-VN"/>
-              </w:rPr>
-              <w:t>2. Xóa `synchronized` khỏi `updateStatusOptimistic` (dòng 153) — fix OPTIMISTIC</w:t>
-            </w:r>
-          </w:p>
-          <w:p>
-            <w:pPr>
-              <w:rPr>
-                <w:rFonts w:ascii="Times New Roman" w:eastAsia="Meiryo" w:hAnsi="Times New Roman" w:cs="Times New Roman"/>
-                <w:sz w:val="30"/>
-                <w:szCs w:val="30"/>
-                <w:lang w:val="vi-VN"/>
-              </w:rPr>
-            </w:pPr>
-            <w:r>
-              <w:rPr>
-                <w:rFonts w:ascii="Times New Roman" w:eastAsia="Meiryo" w:hAnsi="Times New Roman" w:cs="Times New Roman"/>
-                <w:sz w:val="30"/>
-                <w:szCs w:val="30"/>
-                <w:lang w:val="vi-VN"/>
-              </w:rPr>
-              <w:t>3. Wiring: MainView → StadiumController + SeatMapView (sửa MVC violation lớn nhất)</w:t>
-            </w:r>
-          </w:p>
-          <w:p>
-            <w:pPr>
-              <w:rPr>
-                <w:rFonts w:ascii="Times New Roman" w:eastAsia="Meiryo" w:hAnsi="Times New Roman" w:cs="Times New Roman"/>
-                <w:sz w:val="30"/>
-                <w:szCs w:val="30"/>
-                <w:lang w:val="vi-VN"/>
-              </w:rPr>
-            </w:pPr>
-            <w:r>
-              <w:rPr>
-                <w:rFonts w:ascii="Times New Roman" w:eastAsia="Meiryo" w:hAnsi="Times New Roman" w:cs="Times New Roman"/>
-                <w:sz w:val="30"/>
-                <w:szCs w:val="30"/>
-                <w:lang w:val="vi-VN"/>
-              </w:rPr>
-              <w:t>4. Sửa SimulatorView: không gọi Repository trực tiếp, qua SimulatorController</w:t>
-            </w:r>
-          </w:p>
-          <w:p>
-            <w:pPr>
-              <w:rPr>
-                <w:rFonts w:ascii="Times New Roman" w:eastAsia="Meiryo" w:hAnsi="Times New Roman" w:cs="Times New Roman"/>
-                <w:sz w:val="30"/>
-                <w:szCs w:val="30"/>
-                <w:lang w:val="vi-VN"/>
-              </w:rPr>
-            </w:pPr>
-            <w:r>
-              <w:rPr>
-                <w:rFonts w:ascii="Times New Roman" w:eastAsia="Meiryo" w:hAnsi="Times New Roman" w:cs="Times New Roman"/>
-                <w:sz w:val="30"/>
-                <w:szCs w:val="30"/>
-                <w:lang w:val="vi-VN"/>
-              </w:rPr>
-              <w:t>5. Xóa System.out.println khỏi BookingController (5 chỗ)</w:t>
-            </w:r>
-          </w:p>
-          <w:p>
-            <w:pPr>
+              <w:pStyle w:val="ListParagraph"/>
+              <w:ind w:left="0"/>
+              <w:jc w:val="center"/>
+              <w:rPr>
+                <w:rFonts w:ascii="Times New Roman" w:eastAsia="Meiryo" w:hAnsi="Times New Roman" w:cs="Times New Roman"/>
+                <w:sz w:val="30"/>
+                <w:szCs w:val="30"/>
+                <w:lang w:val="vi-VN"/>
+              </w:rPr>
+            </w:pPr>
+            <w:r>
+              <w:rPr>
+                <w:rFonts w:ascii="Times New Roman" w:eastAsia="Meiryo" w:hAnsi="Times New Roman" w:cs="Times New Roman"/>
+                <w:sz w:val="30"/>
+                <w:szCs w:val="30"/>
+                <w:lang w:val="vi-VN"/>
+              </w:rPr>
+              <w:t>Sửa 4 Bug</w:t>
+            </w:r>
+          </w:p>
+          <w:p>
+            <w:pPr>
+              <w:pStyle w:val="ListParagraph"/>
+              <w:numPr>
+                <w:ilvl w:val="0"/>
+                <w:numId w:val="2"/>
+              </w:numPr>
+              <w:rPr>
+                <w:rFonts w:ascii="Times New Roman" w:eastAsia="Meiryo" w:hAnsi="Times New Roman" w:cs="Times New Roman"/>
+                <w:sz w:val="30"/>
+                <w:szCs w:val="30"/>
+                <w:lang w:val="vi-VN"/>
+              </w:rPr>
+            </w:pPr>
+            <w:r>
+              <w:rPr>
+                <w:rFonts w:ascii="Times New Roman" w:eastAsia="Meiryo" w:hAnsi="Times New Roman" w:cs="Times New Roman"/>
+                <w:sz w:val="30"/>
+                <w:szCs w:val="30"/>
+                <w:lang w:val="vi-VN"/>
+              </w:rPr>
+              <w:t>Sửa auto-login double hash (RegisterView.java + FanController.java)</w:t>
+            </w:r>
+          </w:p>
+          <w:p>
+            <w:pPr>
+              <w:pStyle w:val="ListParagraph"/>
+              <w:numPr>
+                <w:ilvl w:val="0"/>
+                <w:numId w:val="2"/>
+              </w:numPr>
+              <w:rPr>
+                <w:rFonts w:ascii="Times New Roman" w:eastAsia="Meiryo" w:hAnsi="Times New Roman" w:cs="Times New Roman"/>
+                <w:sz w:val="30"/>
+                <w:szCs w:val="30"/>
+                <w:lang w:val="vi-VN"/>
+              </w:rPr>
+            </w:pPr>
+            <w:r>
+              <w:rPr>
+                <w:rFonts w:ascii="Times New Roman" w:eastAsia="Meiryo" w:hAnsi="Times New Roman" w:cs="Times New Roman"/>
+                <w:sz w:val="30"/>
+                <w:szCs w:val="30"/>
+                <w:lang w:val="vi-VN"/>
+              </w:rPr>
+              <w:t>Sửa giá vé hardcode → lấy từ Section (BookingController.java + AppContext.java)</w:t>
+            </w:r>
+          </w:p>
+          <w:p>
+            <w:pPr>
+              <w:pStyle w:val="ListParagraph"/>
+              <w:numPr>
+                <w:ilvl w:val="0"/>
+                <w:numId w:val="2"/>
+              </w:numPr>
+              <w:rPr>
+                <w:rFonts w:ascii="Times New Roman" w:eastAsia="Meiryo" w:hAnsi="Times New Roman" w:cs="Times New Roman"/>
+                <w:sz w:val="30"/>
+                <w:szCs w:val="30"/>
+                <w:lang w:val="vi-VN"/>
+              </w:rPr>
+            </w:pPr>
+            <w:r>
+              <w:rPr>
+                <w:rFonts w:ascii="Times New Roman" w:eastAsia="Meiryo" w:hAnsi="Times New Roman" w:cs="Times New Roman"/>
+                <w:sz w:val="30"/>
+                <w:szCs w:val="30"/>
+                <w:lang w:val="vi-VN"/>
+              </w:rPr>
+              <w:t>Dùng seat.updateStatus() trong bookSeat() (BookingController.java)</w:t>
+            </w:r>
+          </w:p>
+          <w:p>
+            <w:pPr>
+              <w:pStyle w:val="ListParagraph"/>
+              <w:numPr>
+                <w:ilvl w:val="0"/>
+                <w:numId w:val="2"/>
+              </w:numPr>
               <w:rPr>
                 <w:rFonts w:ascii="Times New Roman" w:eastAsia="Meiryo" w:hAnsi="Times New Roman" w:cs="Times New Roman"/>
                 <w:sz w:val="30"/>
@@ -897,500 +794,7 @@
                 <w:lang w:val="vi-VN"/>
               </w:rPr>
               <w:lastRenderedPageBreak/>
-              <w:t>6</w:t>
-            </w:r>
-            <w:r>
-              <w:rPr>
-                <w:rFonts w:ascii="Times New Roman" w:eastAsia="Meiryo" w:hAnsi="Times New Roman" w:cs="Times New Roman"/>
-                <w:sz w:val="30"/>
-                <w:szCs w:val="30"/>
-                <w:lang w:val="vi-VN"/>
-              </w:rPr>
-              <w:t>. Sửa Simulator TPS formula (success/ms*1000, không phải numThreads/ms*1000)</w:t>
-            </w:r>
-          </w:p>
-          <w:p>
-            <w:pPr>
-              <w:rPr>
-                <w:rFonts w:ascii="Times New Roman" w:eastAsia="Meiryo" w:hAnsi="Times New Roman" w:cs="Times New Roman"/>
-                <w:sz w:val="30"/>
-                <w:szCs w:val="30"/>
-                <w:lang w:val="vi-VN"/>
-              </w:rPr>
-            </w:pPr>
-            <w:r>
-              <w:rPr>
-                <w:rFonts w:ascii="Times New Roman" w:eastAsia="Meiryo" w:hAnsi="Times New Roman" w:cs="Times New Roman"/>
-                <w:sz w:val="30"/>
-                <w:szCs w:val="30"/>
-                <w:lang w:val="vi-VN"/>
-              </w:rPr>
-              <w:t>7</w:t>
-            </w:r>
-            <w:r>
-              <w:rPr>
-                <w:rFonts w:ascii="Times New Roman" w:eastAsia="Meiryo" w:hAnsi="Times New Roman" w:cs="Times New Roman"/>
-                <w:sz w:val="30"/>
-                <w:szCs w:val="30"/>
-                <w:lang w:val="vi-VN"/>
-              </w:rPr>
-              <w:t>. Sửa Simulator: thread pool size = min(numThreads, availProcessors*4)</w:t>
-            </w:r>
-          </w:p>
-          <w:p>
-            <w:pPr>
-              <w:rPr>
-                <w:rFonts w:ascii="Times New Roman" w:eastAsia="Meiryo" w:hAnsi="Times New Roman" w:cs="Times New Roman"/>
-                <w:sz w:val="30"/>
-                <w:szCs w:val="30"/>
-                <w:lang w:val="vi-VN"/>
-              </w:rPr>
-            </w:pPr>
-            <w:r>
-              <w:rPr>
-                <w:rFonts w:ascii="Times New Roman" w:eastAsia="Meiryo" w:hAnsi="Times New Roman" w:cs="Times New Roman"/>
-                <w:sz w:val="30"/>
-                <w:szCs w:val="30"/>
-                <w:lang w:val="vi-VN"/>
-              </w:rPr>
-              <w:t>8</w:t>
-            </w:r>
-            <w:r>
-              <w:rPr>
-                <w:rFonts w:ascii="Times New Roman" w:eastAsia="Meiryo" w:hAnsi="Times New Roman" w:cs="Times New Roman"/>
-                <w:sz w:val="30"/>
-                <w:szCs w:val="30"/>
-                <w:lang w:val="vi-VN"/>
-              </w:rPr>
-              <w:t>. Sửa Simulator: resetForNextRun() reset ALL seats, không chỉ 1 ghế + reset LOCKED</w:t>
-            </w:r>
-          </w:p>
-          <w:p>
-            <w:pPr>
-              <w:rPr>
-                <w:rFonts w:ascii="Times New Roman" w:eastAsia="Meiryo" w:hAnsi="Times New Roman" w:cs="Times New Roman"/>
-                <w:sz w:val="30"/>
-                <w:szCs w:val="30"/>
-                <w:lang w:val="vi-VN"/>
-              </w:rPr>
-            </w:pPr>
-            <w:r>
-              <w:rPr>
-                <w:rFonts w:ascii="Times New Roman" w:eastAsia="Meiryo" w:hAnsi="Times New Roman" w:cs="Times New Roman"/>
-                <w:sz w:val="30"/>
-                <w:szCs w:val="30"/>
-                <w:lang w:val="vi-VN"/>
-              </w:rPr>
-              <w:t>9</w:t>
-            </w:r>
-            <w:r>
-              <w:rPr>
-                <w:rFonts w:ascii="Times New Roman" w:eastAsia="Meiryo" w:hAnsi="Times New Roman" w:cs="Times New Roman"/>
-                <w:sz w:val="30"/>
-                <w:szCs w:val="30"/>
-                <w:lang w:val="vi-VN"/>
-              </w:rPr>
-              <w:t>. Sửa Simulator: bookSeat() kiểm tra match status == SCHEDULED</w:t>
-            </w:r>
-          </w:p>
-          <w:p>
-            <w:pPr>
-              <w:rPr>
-                <w:rFonts w:ascii="Times New Roman" w:eastAsia="Meiryo" w:hAnsi="Times New Roman" w:cs="Times New Roman"/>
-                <w:sz w:val="30"/>
-                <w:szCs w:val="30"/>
-                <w:lang w:val="vi-VN"/>
-              </w:rPr>
-            </w:pPr>
-            <w:r>
-              <w:rPr>
-                <w:rFonts w:ascii="Times New Roman" w:eastAsia="Meiryo" w:hAnsi="Times New Roman" w:cs="Times New Roman"/>
-                <w:sz w:val="30"/>
-                <w:szCs w:val="30"/>
-                <w:lang w:val="vi-VN"/>
-              </w:rPr>
-              <w:t>1</w:t>
-            </w:r>
-            <w:r>
-              <w:rPr>
-                <w:rFonts w:ascii="Times New Roman" w:eastAsia="Meiryo" w:hAnsi="Times New Roman" w:cs="Times New Roman"/>
-                <w:sz w:val="30"/>
-                <w:szCs w:val="30"/>
-                <w:lang w:val="vi-VN"/>
-              </w:rPr>
-              <w:t>0</w:t>
-            </w:r>
-            <w:r>
-              <w:rPr>
-                <w:rFonts w:ascii="Times New Roman" w:eastAsia="Meiryo" w:hAnsi="Times New Roman" w:cs="Times New Roman"/>
-                <w:sz w:val="30"/>
-                <w:szCs w:val="30"/>
-                <w:lang w:val="vi-VN"/>
-              </w:rPr>
-              <w:t>. Sửa BookingView: dùng current fan (không prompt fanId), không hardcode NO_LOCK</w:t>
-            </w:r>
-          </w:p>
-          <w:p>
-            <w:pPr>
-              <w:rPr>
-                <w:rFonts w:ascii="Times New Roman" w:eastAsia="Meiryo" w:hAnsi="Times New Roman" w:cs="Times New Roman"/>
-                <w:sz w:val="30"/>
-                <w:szCs w:val="30"/>
-                <w:lang w:val="vi-VN"/>
-              </w:rPr>
-            </w:pPr>
-            <w:r>
-              <w:rPr>
-                <w:rFonts w:ascii="Times New Roman" w:eastAsia="Meiryo" w:hAnsi="Times New Roman" w:cs="Times New Roman"/>
-                <w:sz w:val="30"/>
-                <w:szCs w:val="30"/>
-                <w:lang w:val="vi-VN"/>
-              </w:rPr>
-              <w:t>1</w:t>
-            </w:r>
-            <w:r>
-              <w:rPr>
-                <w:rFonts w:ascii="Times New Roman" w:eastAsia="Meiryo" w:hAnsi="Times New Roman" w:cs="Times New Roman"/>
-                <w:sz w:val="30"/>
-                <w:szCs w:val="30"/>
-                <w:lang w:val="vi-VN"/>
-              </w:rPr>
-              <w:t>1</w:t>
-            </w:r>
-            <w:r>
-              <w:rPr>
-                <w:rFonts w:ascii="Times New Roman" w:eastAsia="Meiryo" w:hAnsi="Times New Roman" w:cs="Times New Roman"/>
-                <w:sz w:val="30"/>
-                <w:szCs w:val="30"/>
-                <w:lang w:val="vi-VN"/>
-              </w:rPr>
-              <w:t>. Export dữ liệu Simulator ra data/simulation_results.csv</w:t>
-            </w:r>
-          </w:p>
-          <w:p>
-            <w:pPr>
-              <w:rPr>
-                <w:rFonts w:ascii="Times New Roman" w:eastAsia="Meiryo" w:hAnsi="Times New Roman" w:cs="Times New Roman"/>
-                <w:sz w:val="30"/>
-                <w:szCs w:val="30"/>
-                <w:lang w:val="vi-VN"/>
-              </w:rPr>
-            </w:pPr>
-            <w:r>
-              <w:rPr>
-                <w:rFonts w:ascii="Times New Roman" w:eastAsia="Meiryo" w:hAnsi="Times New Roman" w:cs="Times New Roman"/>
-                <w:sz w:val="30"/>
-                <w:szCs w:val="30"/>
-                <w:lang w:val="vi-VN"/>
-              </w:rPr>
-              <w:t>1</w:t>
-            </w:r>
-            <w:r>
-              <w:rPr>
-                <w:rFonts w:ascii="Times New Roman" w:eastAsia="Meiryo" w:hAnsi="Times New Roman" w:cs="Times New Roman"/>
-                <w:sz w:val="30"/>
-                <w:szCs w:val="30"/>
-                <w:lang w:val="vi-VN"/>
-              </w:rPr>
-              <w:t>2</w:t>
-            </w:r>
-            <w:r>
-              <w:rPr>
-                <w:rFonts w:ascii="Times New Roman" w:eastAsia="Meiryo" w:hAnsi="Times New Roman" w:cs="Times New Roman"/>
-                <w:sz w:val="30"/>
-                <w:szCs w:val="30"/>
-                <w:lang w:val="vi-VN"/>
-              </w:rPr>
-              <w:t>. Chạy experiment: 10, 50, 100, 200, 500, 1000 threads × 4 mechanisms</w:t>
-            </w:r>
-          </w:p>
-          <w:p>
-            <w:pPr>
-              <w:rPr>
-                <w:rFonts w:ascii="Times New Roman" w:eastAsia="Meiryo" w:hAnsi="Times New Roman" w:cs="Times New Roman"/>
-                <w:sz w:val="30"/>
-                <w:szCs w:val="30"/>
-                <w:lang w:val="vi-VN"/>
-              </w:rPr>
-            </w:pPr>
-            <w:r>
-              <w:rPr>
-                <w:rFonts w:ascii="Times New Roman" w:eastAsia="Meiryo" w:hAnsi="Times New Roman" w:cs="Times New Roman"/>
-                <w:sz w:val="30"/>
-                <w:szCs w:val="30"/>
-                <w:lang w:val="vi-VN"/>
-              </w:rPr>
-              <w:t>1</w:t>
-            </w:r>
-            <w:r>
-              <w:rPr>
-                <w:rFonts w:ascii="Times New Roman" w:eastAsia="Meiryo" w:hAnsi="Times New Roman" w:cs="Times New Roman"/>
-                <w:sz w:val="30"/>
-                <w:szCs w:val="30"/>
-                <w:lang w:val="vi-VN"/>
-              </w:rPr>
-              <w:t>3</w:t>
-            </w:r>
-            <w:r>
-              <w:rPr>
-                <w:rFonts w:ascii="Times New Roman" w:eastAsia="Meiryo" w:hAnsi="Times New Roman" w:cs="Times New Roman"/>
-                <w:sz w:val="30"/>
-                <w:szCs w:val="30"/>
-                <w:lang w:val="vi-VN"/>
-              </w:rPr>
-              <w:t>. Xóa src/out/, chuyển test/ ra ngoài</w:t>
-            </w:r>
-          </w:p>
-          <w:p>
-            <w:pPr>
-              <w:rPr>
-                <w:rFonts w:ascii="Times New Roman" w:eastAsia="Meiryo" w:hAnsi="Times New Roman" w:cs="Times New Roman"/>
-                <w:sz w:val="30"/>
-                <w:szCs w:val="30"/>
-                <w:lang w:val="vi-VN"/>
-              </w:rPr>
-            </w:pPr>
-            <w:r>
-              <w:rPr>
-                <w:rFonts w:ascii="Times New Roman" w:eastAsia="Meiryo" w:hAnsi="Times New Roman" w:cs="Times New Roman"/>
-                <w:sz w:val="30"/>
-                <w:szCs w:val="30"/>
-                <w:lang w:val="vi-VN"/>
-              </w:rPr>
-              <w:t>14</w:t>
-            </w:r>
-            <w:r>
-              <w:rPr>
-                <w:rFonts w:ascii="Times New Roman" w:eastAsia="Meiryo" w:hAnsi="Times New Roman" w:cs="Times New Roman"/>
-                <w:sz w:val="30"/>
-                <w:szCs w:val="30"/>
-                <w:lang w:val="vi-VN"/>
-              </w:rPr>
-              <w:t>. Sửa Scanner double creation (Main + MainView)</w:t>
-            </w:r>
-          </w:p>
-          <w:p>
-            <w:pPr>
-              <w:rPr>
-                <w:rFonts w:ascii="Times New Roman" w:eastAsia="Meiryo" w:hAnsi="Times New Roman" w:cs="Times New Roman"/>
-                <w:sz w:val="30"/>
-                <w:szCs w:val="30"/>
-                <w:lang w:val="vi-VN"/>
-              </w:rPr>
-            </w:pPr>
-            <w:r>
-              <w:rPr>
-                <w:rFonts w:ascii="Times New Roman" w:eastAsia="Meiryo" w:hAnsi="Times New Roman" w:cs="Times New Roman"/>
-                <w:sz w:val="30"/>
-                <w:szCs w:val="30"/>
-                <w:lang w:val="vi-VN"/>
-              </w:rPr>
-              <w:t>15</w:t>
-            </w:r>
-            <w:r>
-              <w:rPr>
-                <w:rFonts w:ascii="Times New Roman" w:eastAsia="Meiryo" w:hAnsi="Times New Roman" w:cs="Times New Roman"/>
-                <w:sz w:val="30"/>
-                <w:szCs w:val="30"/>
-                <w:lang w:val="vi-VN"/>
-              </w:rPr>
-              <w:t>. Thống nhất MainView vs ReportView "Xem vé"</w:t>
-            </w:r>
-          </w:p>
-          <w:p>
-            <w:pPr>
-              <w:rPr>
-                <w:rFonts w:ascii="Times New Roman" w:eastAsia="Meiryo" w:hAnsi="Times New Roman" w:cs="Times New Roman"/>
-                <w:sz w:val="30"/>
-                <w:szCs w:val="30"/>
-                <w:lang w:val="vi-VN"/>
-              </w:rPr>
-            </w:pPr>
-            <w:r>
-              <w:rPr>
-                <w:rFonts w:ascii="Times New Roman" w:eastAsia="Meiryo" w:hAnsi="Times New Roman" w:cs="Times New Roman"/>
-                <w:sz w:val="30"/>
-                <w:szCs w:val="30"/>
-                <w:lang w:val="vi-VN"/>
-              </w:rPr>
-              <w:t>16</w:t>
-            </w:r>
-            <w:r>
-              <w:rPr>
-                <w:rFonts w:ascii="Times New Roman" w:eastAsia="Meiryo" w:hAnsi="Times New Roman" w:cs="Times New Roman"/>
-                <w:sz w:val="30"/>
-                <w:szCs w:val="30"/>
-                <w:lang w:val="vi-VN"/>
-              </w:rPr>
-              <w:t>. Fix bookMultipleSeats(): 1 transaction cho N vé, dùng PARTIAL</w:t>
-            </w:r>
-          </w:p>
-          <w:p>
-            <w:pPr>
-              <w:rPr>
-                <w:rFonts w:ascii="Times New Roman" w:eastAsia="Meiryo" w:hAnsi="Times New Roman" w:cs="Times New Roman"/>
-                <w:sz w:val="30"/>
-                <w:szCs w:val="30"/>
-                <w:lang w:val="vi-VN"/>
-              </w:rPr>
-            </w:pPr>
-            <w:r>
-              <w:rPr>
-                <w:rFonts w:ascii="Times New Roman" w:eastAsia="Meiryo" w:hAnsi="Times New Roman" w:cs="Times New Roman"/>
-                <w:sz w:val="30"/>
-                <w:szCs w:val="30"/>
-                <w:lang w:val="vi-VN"/>
-              </w:rPr>
-              <w:t>17</w:t>
-            </w:r>
-            <w:r>
-              <w:rPr>
-                <w:rFonts w:ascii="Times New Roman" w:eastAsia="Meiryo" w:hAnsi="Times New Roman" w:cs="Times New Roman"/>
-                <w:sz w:val="30"/>
-                <w:szCs w:val="30"/>
-                <w:lang w:val="vi-VN"/>
-              </w:rPr>
-              <w:t>. Thêm Admin role thực sự (không check startsWith("admin"))</w:t>
-            </w:r>
-          </w:p>
-          <w:p>
-            <w:pPr>
-              <w:rPr>
-                <w:rFonts w:ascii="Times New Roman" w:eastAsia="Meiryo" w:hAnsi="Times New Roman" w:cs="Times New Roman"/>
-                <w:sz w:val="30"/>
-                <w:szCs w:val="30"/>
-                <w:lang w:val="vi-VN"/>
-              </w:rPr>
-            </w:pPr>
-            <w:r>
-              <w:rPr>
-                <w:rFonts w:ascii="Times New Roman" w:eastAsia="Meiryo" w:hAnsi="Times New Roman" w:cs="Times New Roman"/>
-                <w:sz w:val="30"/>
-                <w:szCs w:val="30"/>
-                <w:lang w:val="vi-VN"/>
-              </w:rPr>
-              <w:t>18</w:t>
-            </w:r>
-            <w:r>
-              <w:rPr>
-                <w:rFonts w:ascii="Times New Roman" w:eastAsia="Meiryo" w:hAnsi="Times New Roman" w:cs="Times New Roman"/>
-                <w:sz w:val="30"/>
-                <w:szCs w:val="30"/>
-                <w:lang w:val="vi-VN"/>
-              </w:rPr>
-              <w:t>. Xóa package.json</w:t>
-            </w:r>
-          </w:p>
-          <w:p>
-            <w:pPr>
-              <w:rPr>
-                <w:rFonts w:ascii="Times New Roman" w:eastAsia="Meiryo" w:hAnsi="Times New Roman" w:cs="Times New Roman"/>
-                <w:sz w:val="30"/>
-                <w:szCs w:val="30"/>
-                <w:lang w:val="vi-VN"/>
-              </w:rPr>
-            </w:pPr>
-            <w:r>
-              <w:rPr>
-                <w:rFonts w:ascii="Times New Roman" w:eastAsia="Meiryo" w:hAnsi="Times New Roman" w:cs="Times New Roman"/>
-                <w:sz w:val="30"/>
-                <w:szCs w:val="30"/>
-                <w:lang w:val="vi-VN"/>
-              </w:rPr>
-              <w:t>19</w:t>
-            </w:r>
-            <w:r>
-              <w:rPr>
-                <w:rFonts w:ascii="Times New Roman" w:eastAsia="Meiryo" w:hAnsi="Times New Roman" w:cs="Times New Roman"/>
-                <w:sz w:val="30"/>
-                <w:szCs w:val="30"/>
-                <w:lang w:val="vi-VN"/>
-              </w:rPr>
-              <w:t>. Đồng bộ JUnit version</w:t>
-            </w:r>
-          </w:p>
-          <w:p>
-            <w:pPr>
-              <w:rPr>
-                <w:rFonts w:ascii="Times New Roman" w:eastAsia="Meiryo" w:hAnsi="Times New Roman" w:cs="Times New Roman"/>
-                <w:sz w:val="30"/>
-                <w:szCs w:val="30"/>
-                <w:lang w:val="vi-VN"/>
-              </w:rPr>
-            </w:pPr>
-            <w:r>
-              <w:rPr>
-                <w:rFonts w:ascii="Times New Roman" w:eastAsia="Meiryo" w:hAnsi="Times New Roman" w:cs="Times New Roman"/>
-                <w:sz w:val="30"/>
-                <w:szCs w:val="30"/>
-                <w:lang w:val="vi-VN"/>
-              </w:rPr>
-              <w:t>20</w:t>
-            </w:r>
-            <w:r>
-              <w:rPr>
-                <w:rFonts w:ascii="Times New Roman" w:eastAsia="Meiryo" w:hAnsi="Times New Roman" w:cs="Times New Roman"/>
-                <w:sz w:val="30"/>
-                <w:szCs w:val="30"/>
-                <w:lang w:val="vi-VN"/>
-              </w:rPr>
-              <w:t>. Xóa src/data/test_transactions.csv</w:t>
-            </w:r>
-          </w:p>
-          <w:p>
-            <w:pPr>
-              <w:rPr>
-                <w:rFonts w:ascii="Times New Roman" w:eastAsia="Meiryo" w:hAnsi="Times New Roman" w:cs="Times New Roman"/>
-                <w:sz w:val="30"/>
-                <w:szCs w:val="30"/>
-                <w:lang w:val="vi-VN"/>
-              </w:rPr>
-            </w:pPr>
-            <w:r>
-              <w:rPr>
-                <w:rFonts w:ascii="Times New Roman" w:eastAsia="Meiryo" w:hAnsi="Times New Roman" w:cs="Times New Roman"/>
-                <w:sz w:val="30"/>
-                <w:szCs w:val="30"/>
-                <w:lang w:val="vi-VN"/>
-              </w:rPr>
-              <w:t>21</w:t>
-            </w:r>
-            <w:r>
-              <w:rPr>
-                <w:rFonts w:ascii="Times New Roman" w:eastAsia="Meiryo" w:hAnsi="Times New Roman" w:cs="Times New Roman"/>
-                <w:sz w:val="30"/>
-                <w:szCs w:val="30"/>
-                <w:lang w:val="vi-VN"/>
-              </w:rPr>
-              <w:t>. Sửa Seat setters thành protected/@Deprecated</w:t>
-            </w:r>
-          </w:p>
-          <w:p>
-            <w:pPr>
-              <w:rPr>
-                <w:rFonts w:ascii="Times New Roman" w:eastAsia="Meiryo" w:hAnsi="Times New Roman" w:cs="Times New Roman"/>
-                <w:sz w:val="30"/>
-                <w:szCs w:val="30"/>
-                <w:lang w:val="vi-VN"/>
-              </w:rPr>
-            </w:pPr>
-            <w:r>
-              <w:rPr>
-                <w:rFonts w:ascii="Times New Roman" w:eastAsia="Meiryo" w:hAnsi="Times New Roman" w:cs="Times New Roman"/>
-                <w:sz w:val="30"/>
-                <w:szCs w:val="30"/>
-                <w:lang w:val="vi-VN"/>
-              </w:rPr>
-              <w:t>22</w:t>
-            </w:r>
-            <w:r>
-              <w:rPr>
-                <w:rFonts w:ascii="Times New Roman" w:eastAsia="Meiryo" w:hAnsi="Times New Roman" w:cs="Times New Roman"/>
-                <w:sz w:val="30"/>
-                <w:szCs w:val="30"/>
-                <w:lang w:val="vi-VN"/>
-              </w:rPr>
-              <w:t>. Thêm SimulatorController vào AppContext</w:t>
+              <w:t>Dùng seat.updateStatus() trong cancelBooking() (BookingController.java)</w:t>
             </w:r>
           </w:p>
         </w:tc>
@@ -1543,37 +947,7 @@
           <w:szCs w:val="30"/>
           <w:lang w:val="vi-VN"/>
         </w:rPr>
-        <w:t>Thứ 3</w:t>
-      </w:r>
-      <w:r>
-        <w:rPr>
-          <w:rFonts w:ascii="Times New Roman" w:eastAsia="Meiryo" w:hAnsi="Times New Roman" w:cs="Times New Roman"/>
-          <w:color w:val="0070C0"/>
-          <w:sz w:val="30"/>
-          <w:szCs w:val="30"/>
-          <w:lang w:val="vi-VN"/>
-        </w:rPr>
-        <w:t xml:space="preserve"> ngày 0</w:t>
-      </w:r>
-      <w:r>
-        <w:rPr>
-          <w:rFonts w:ascii="Times New Roman" w:eastAsia="Meiryo" w:hAnsi="Times New Roman" w:cs="Times New Roman"/>
-          <w:color w:val="0070C0"/>
-          <w:sz w:val="30"/>
-          <w:szCs w:val="30"/>
-          <w:lang w:val="vi-VN"/>
-        </w:rPr>
-        <w:t>7</w:t>
-      </w:r>
-      <w:r>
-        <w:rPr>
-          <w:rFonts w:ascii="Times New Roman" w:eastAsia="Meiryo" w:hAnsi="Times New Roman" w:cs="Times New Roman"/>
-          <w:color w:val="0070C0"/>
-          <w:sz w:val="30"/>
-          <w:szCs w:val="30"/>
-          <w:lang w:val="vi-VN"/>
-        </w:rPr>
-        <w:t xml:space="preserve"> tháng 07</w:t>
+        <w:t>Chủ nhật ngày 05 tháng 07</w:t>
       </w:r>
     </w:p>
     <w:tbl>
@@ -1648,9 +1022,31 @@
           <w:p>
             <w:pPr>
               <w:pStyle w:val="ListParagraph"/>
+              <w:ind w:left="0"/>
+              <w:jc w:val="center"/>
+              <w:rPr>
+                <w:rFonts w:ascii="Times New Roman" w:eastAsia="Meiryo" w:hAnsi="Times New Roman" w:cs="Times New Roman"/>
+                <w:sz w:val="30"/>
+                <w:szCs w:val="30"/>
+                <w:lang w:val="vi-VN"/>
+              </w:rPr>
+            </w:pPr>
+            <w:r>
+              <w:rPr>
+                <w:rFonts w:ascii="Times New Roman" w:eastAsia="Meiryo" w:hAnsi="Times New Roman" w:cs="Times New Roman"/>
+                <w:sz w:val="30"/>
+                <w:szCs w:val="30"/>
+                <w:lang w:val="vi-VN"/>
+              </w:rPr>
+              <w:t>Hoàn thiện Simulator</w:t>
+            </w:r>
+          </w:p>
+          <w:p>
+            <w:pPr>
+              <w:pStyle w:val="ListParagraph"/>
               <w:numPr>
                 <w:ilvl w:val="0"/>
-                <w:numId w:val="8"/>
+                <w:numId w:val="3"/>
               </w:numPr>
               <w:rPr>
                 <w:rFonts w:ascii="Times New Roman" w:eastAsia="Meiryo" w:hAnsi="Times New Roman" w:cs="Times New Roman"/>
@@ -1666,7 +1062,7 @@
                 <w:szCs w:val="30"/>
                 <w:lang w:val="vi-VN"/>
               </w:rPr>
-              <w:t xml:space="preserve">Viết report.docx </w:t>
+              <w:t>Implement FILE_LOCK trong SeatRepository/BookingController</w:t>
             </w:r>
           </w:p>
           <w:p>
@@ -1674,7 +1070,7 @@
               <w:pStyle w:val="ListParagraph"/>
               <w:numPr>
                 <w:ilvl w:val="0"/>
-                <w:numId w:val="8"/>
+                <w:numId w:val="3"/>
               </w:numPr>
               <w:rPr>
                 <w:rFonts w:ascii="Times New Roman" w:eastAsia="Meiryo" w:hAnsi="Times New Roman" w:cs="Times New Roman"/>
@@ -1690,7 +1086,103 @@
                 <w:szCs w:val="30"/>
                 <w:lang w:val="vi-VN"/>
               </w:rPr>
-              <w:t>Soạn slide.pptx</w:t>
+              <w:t>Implement SYNCHRONIZED block trong BookingController</w:t>
+            </w:r>
+          </w:p>
+          <w:p>
+            <w:pPr>
+              <w:pStyle w:val="ListParagraph"/>
+              <w:numPr>
+                <w:ilvl w:val="0"/>
+                <w:numId w:val="3"/>
+              </w:numPr>
+              <w:rPr>
+                <w:rFonts w:ascii="Times New Roman" w:eastAsia="Meiryo" w:hAnsi="Times New Roman" w:cs="Times New Roman"/>
+                <w:sz w:val="30"/>
+                <w:szCs w:val="30"/>
+                <w:lang w:val="vi-VN"/>
+              </w:rPr>
+            </w:pPr>
+            <w:r>
+              <w:rPr>
+                <w:rFonts w:ascii="Times New Roman" w:eastAsia="Meiryo" w:hAnsi="Times New Roman" w:cs="Times New Roman"/>
+                <w:sz w:val="30"/>
+                <w:szCs w:val="30"/>
+                <w:lang w:val="vi-VN"/>
+              </w:rPr>
+              <w:t>Wire OPTIMISTIC: gọi updateStatusOptimistic() khi mechanism==OPTIMISTIC</w:t>
+            </w:r>
+          </w:p>
+          <w:p>
+            <w:pPr>
+              <w:pStyle w:val="ListParagraph"/>
+              <w:numPr>
+                <w:ilvl w:val="0"/>
+                <w:numId w:val="3"/>
+              </w:numPr>
+              <w:rPr>
+                <w:rFonts w:ascii="Times New Roman" w:eastAsia="Meiryo" w:hAnsi="Times New Roman" w:cs="Times New Roman"/>
+                <w:sz w:val="30"/>
+                <w:szCs w:val="30"/>
+                <w:lang w:val="vi-VN"/>
+              </w:rPr>
+            </w:pPr>
+            <w:r>
+              <w:rPr>
+                <w:rFonts w:ascii="Times New Roman" w:eastAsia="Meiryo" w:hAnsi="Times New Roman" w:cs="Times New Roman"/>
+                <w:sz w:val="30"/>
+                <w:szCs w:val="30"/>
+                <w:lang w:val="vi-VN"/>
+              </w:rPr>
+              <w:t>Tạo SimulatorController với CountDownLatch + ExecutorService</w:t>
+            </w:r>
+          </w:p>
+          <w:p>
+            <w:pPr>
+              <w:pStyle w:val="ListParagraph"/>
+              <w:numPr>
+                <w:ilvl w:val="0"/>
+                <w:numId w:val="3"/>
+              </w:numPr>
+              <w:rPr>
+                <w:rFonts w:ascii="Times New Roman" w:eastAsia="Meiryo" w:hAnsi="Times New Roman" w:cs="Times New Roman"/>
+                <w:sz w:val="30"/>
+                <w:szCs w:val="30"/>
+                <w:lang w:val="vi-VN"/>
+              </w:rPr>
+            </w:pPr>
+            <w:r>
+              <w:rPr>
+                <w:rFonts w:ascii="Times New Roman" w:eastAsia="Meiryo" w:hAnsi="Times New Roman" w:cs="Times New Roman"/>
+                <w:sz w:val="30"/>
+                <w:szCs w:val="30"/>
+                <w:lang w:val="vi-VN"/>
+              </w:rPr>
+              <w:t>Tạo SimulatorView: bảng so sánh ASCII, ghi kết quả ra transactions.csv</w:t>
+            </w:r>
+          </w:p>
+          <w:p>
+            <w:pPr>
+              <w:pStyle w:val="ListParagraph"/>
+              <w:numPr>
+                <w:ilvl w:val="0"/>
+                <w:numId w:val="3"/>
+              </w:numPr>
+              <w:rPr>
+                <w:rFonts w:ascii="Times New Roman" w:eastAsia="Meiryo" w:hAnsi="Times New Roman" w:cs="Times New Roman"/>
+                <w:sz w:val="30"/>
+                <w:szCs w:val="30"/>
+                <w:lang w:val="vi-VN"/>
+              </w:rPr>
+            </w:pPr>
+            <w:r>
+              <w:rPr>
+                <w:rFonts w:ascii="Times New Roman" w:eastAsia="Meiryo" w:hAnsi="Times New Roman" w:cs="Times New Roman"/>
+                <w:sz w:val="30"/>
+                <w:szCs w:val="30"/>
+                <w:lang w:val="vi-VN"/>
+              </w:rPr>
+              <w:t>Thêm option "Run Simulator" vào Main menu</w:t>
             </w:r>
           </w:p>
         </w:tc>
@@ -1770,7 +1262,25 @@
                 <w:szCs w:val="30"/>
                 <w:lang w:val="vi-VN"/>
               </w:rPr>
-              <w:t xml:space="preserve">Check Github TV2 đã Push, xác nhận đã chạy được trên máy mình </w:t>
+              <w:t>Check Github TV</w:t>
+            </w:r>
+            <w:r>
+              <w:rPr>
+                <w:rFonts w:ascii="Times New Roman" w:eastAsia="Meiryo" w:hAnsi="Times New Roman" w:cs="Times New Roman"/>
+                <w:sz w:val="30"/>
+                <w:szCs w:val="30"/>
+                <w:lang w:val="vi-VN"/>
+              </w:rPr>
+              <w:t>2</w:t>
+            </w:r>
+            <w:r>
+              <w:rPr>
+                <w:rFonts w:ascii="Times New Roman" w:eastAsia="Meiryo" w:hAnsi="Times New Roman" w:cs="Times New Roman"/>
+                <w:sz w:val="30"/>
+                <w:szCs w:val="30"/>
+                <w:lang w:val="vi-VN"/>
+              </w:rPr>
+              <w:t xml:space="preserve"> đã Push, xác nhận đã chạy được trên máy mình </w:t>
             </w:r>
           </w:p>
         </w:tc>
@@ -1806,47 +1316,7 @@
           <w:szCs w:val="30"/>
           <w:lang w:val="vi-VN"/>
         </w:rPr>
-        <w:t xml:space="preserve">Thứ </w:t>
-      </w:r>
-      <w:r>
-        <w:rPr>
-          <w:rFonts w:ascii="Times New Roman" w:eastAsia="Meiryo" w:hAnsi="Times New Roman" w:cs="Times New Roman"/>
-          <w:color w:val="0070C0"/>
-          <w:sz w:val="30"/>
-          <w:szCs w:val="30"/>
-          <w:lang w:val="vi-VN"/>
-        </w:rPr>
-        <w:t>3</w:t>
-      </w:r>
-      <w:r>
-        <w:rPr>
-          <w:rFonts w:ascii="Times New Roman" w:eastAsia="Meiryo" w:hAnsi="Times New Roman" w:cs="Times New Roman"/>
-          <w:color w:val="0070C0"/>
-          <w:sz w:val="30"/>
-          <w:szCs w:val="30"/>
-          <w:lang w:val="vi-VN"/>
-        </w:rPr>
-        <w:t xml:space="preserve"> ngày 0</w:t>
-      </w:r>
-      <w:r>
-        <w:rPr>
-          <w:rFonts w:ascii="Times New Roman" w:eastAsia="Meiryo" w:hAnsi="Times New Roman" w:cs="Times New Roman"/>
-          <w:color w:val="0070C0"/>
-          <w:sz w:val="30"/>
-          <w:szCs w:val="30"/>
-          <w:lang w:val="vi-VN"/>
-        </w:rPr>
-        <w:t>7</w:t>
-      </w:r>
-      <w:r>
-        <w:rPr>
-          <w:rFonts w:ascii="Times New Roman" w:eastAsia="Meiryo" w:hAnsi="Times New Roman" w:cs="Times New Roman"/>
-          <w:color w:val="0070C0"/>
-          <w:sz w:val="30"/>
-          <w:szCs w:val="30"/>
-          <w:lang w:val="vi-VN"/>
-        </w:rPr>
-        <w:t xml:space="preserve"> tháng 07</w:t>
+        <w:t>Thứ 2 ngày 06 tháng 07</w:t>
       </w:r>
     </w:p>
     <w:tbl>
@@ -1857,9 +1327,9 @@
         <w:tblLook w:val="04A0" w:firstRow="1" w:lastRow="0" w:firstColumn="1" w:lastColumn="0" w:noHBand="0" w:noVBand="1"/>
       </w:tblPr>
       <w:tblGrid>
-        <w:gridCol w:w="1543"/>
-        <w:gridCol w:w="1134"/>
-        <w:gridCol w:w="5613"/>
+        <w:gridCol w:w="1476"/>
+        <w:gridCol w:w="1095"/>
+        <w:gridCol w:w="5719"/>
       </w:tblGrid>
       <w:tr>
         <w:tc>
@@ -1920,21 +1390,138 @@
           </w:tcPr>
           <w:p>
             <w:pPr>
-              <w:rPr>
-                <w:rFonts w:ascii="Times New Roman" w:eastAsia="Meiryo" w:hAnsi="Times New Roman" w:cs="Times New Roman"/>
-                <w:sz w:val="30"/>
-                <w:szCs w:val="30"/>
-                <w:lang w:val="vi-VN"/>
-              </w:rPr>
-            </w:pPr>
-            <w:r>
-              <w:rPr>
-                <w:rFonts w:ascii="Times New Roman" w:eastAsia="Meiryo" w:hAnsi="Times New Roman" w:cs="Times New Roman"/>
-                <w:sz w:val="30"/>
-                <w:szCs w:val="30"/>
-                <w:lang w:val="vi-VN"/>
-              </w:rPr>
-              <w:t>Vẽ 4 flowcharts</w:t>
+              <w:pStyle w:val="ListParagraph"/>
+              <w:ind w:left="0"/>
+              <w:jc w:val="center"/>
+              <w:rPr>
+                <w:rFonts w:ascii="Times New Roman" w:eastAsia="Meiryo" w:hAnsi="Times New Roman" w:cs="Times New Roman"/>
+                <w:sz w:val="30"/>
+                <w:szCs w:val="30"/>
+                <w:lang w:val="vi-VN"/>
+              </w:rPr>
+            </w:pPr>
+            <w:r>
+              <w:rPr>
+                <w:rFonts w:ascii="Times New Roman" w:eastAsia="Meiryo" w:hAnsi="Times New Roman" w:cs="Times New Roman"/>
+                <w:sz w:val="30"/>
+                <w:szCs w:val="30"/>
+                <w:lang w:val="vi-VN"/>
+              </w:rPr>
+              <w:t>Hoàn thiện các tính năng đề cập trong UC</w:t>
+            </w:r>
+          </w:p>
+          <w:p>
+            <w:pPr>
+              <w:pStyle w:val="ListParagraph"/>
+              <w:numPr>
+                <w:ilvl w:val="0"/>
+                <w:numId w:val="4"/>
+              </w:numPr>
+              <w:rPr>
+                <w:rFonts w:ascii="Times New Roman" w:eastAsia="Meiryo" w:hAnsi="Times New Roman" w:cs="Times New Roman"/>
+                <w:sz w:val="30"/>
+                <w:szCs w:val="30"/>
+                <w:lang w:val="vi-VN"/>
+              </w:rPr>
+            </w:pPr>
+            <w:r>
+              <w:rPr>
+                <w:rFonts w:ascii="Times New Roman" w:eastAsia="Meiryo" w:hAnsi="Times New Roman" w:cs="Times New Roman"/>
+                <w:sz w:val="30"/>
+                <w:szCs w:val="30"/>
+                <w:lang w:val="vi-VN"/>
+              </w:rPr>
+              <w:t>AdminController + AdminView: CRUD Stadium, Section, Match</w:t>
+            </w:r>
+          </w:p>
+          <w:p>
+            <w:pPr>
+              <w:pStyle w:val="ListParagraph"/>
+              <w:numPr>
+                <w:ilvl w:val="0"/>
+                <w:numId w:val="4"/>
+              </w:numPr>
+              <w:rPr>
+                <w:rFonts w:ascii="Times New Roman" w:eastAsia="Meiryo" w:hAnsi="Times New Roman" w:cs="Times New Roman"/>
+                <w:sz w:val="30"/>
+                <w:szCs w:val="30"/>
+                <w:lang w:val="vi-VN"/>
+              </w:rPr>
+            </w:pPr>
+            <w:r>
+              <w:rPr>
+                <w:rFonts w:ascii="Times New Roman" w:eastAsia="Meiryo" w:hAnsi="Times New Roman" w:cs="Times New Roman"/>
+                <w:sz w:val="30"/>
+                <w:szCs w:val="30"/>
+                <w:lang w:val="vi-VN"/>
+              </w:rPr>
+              <w:t>Luồng AVAILABLE→LOCKED→BOOKED (Process Payment)</w:t>
+            </w:r>
+          </w:p>
+          <w:p>
+            <w:pPr>
+              <w:pStyle w:val="ListParagraph"/>
+              <w:numPr>
+                <w:ilvl w:val="0"/>
+                <w:numId w:val="4"/>
+              </w:numPr>
+              <w:rPr>
+                <w:rFonts w:ascii="Times New Roman" w:eastAsia="Meiryo" w:hAnsi="Times New Roman" w:cs="Times New Roman"/>
+                <w:sz w:val="30"/>
+                <w:szCs w:val="30"/>
+                <w:lang w:val="vi-VN"/>
+              </w:rPr>
+            </w:pPr>
+            <w:r>
+              <w:rPr>
+                <w:rFonts w:ascii="Times New Roman" w:eastAsia="Meiryo" w:hAnsi="Times New Roman" w:cs="Times New Roman"/>
+                <w:sz w:val="30"/>
+                <w:szCs w:val="30"/>
+                <w:lang w:val="vi-VN"/>
+              </w:rPr>
+              <w:t>Cancel Locked Seat</w:t>
+            </w:r>
+          </w:p>
+          <w:p>
+            <w:pPr>
+              <w:pStyle w:val="ListParagraph"/>
+              <w:numPr>
+                <w:ilvl w:val="0"/>
+                <w:numId w:val="4"/>
+              </w:numPr>
+              <w:rPr>
+                <w:rFonts w:ascii="Times New Roman" w:eastAsia="Meiryo" w:hAnsi="Times New Roman" w:cs="Times New Roman"/>
+                <w:sz w:val="30"/>
+                <w:szCs w:val="30"/>
+                <w:lang w:val="vi-VN"/>
+              </w:rPr>
+            </w:pPr>
+            <w:r>
+              <w:rPr>
+                <w:rFonts w:ascii="Times New Roman" w:eastAsia="Meiryo" w:hAnsi="Times New Roman" w:cs="Times New Roman"/>
+                <w:sz w:val="30"/>
+                <w:szCs w:val="30"/>
+                <w:lang w:val="vi-VN"/>
+              </w:rPr>
+              <w:t>Throw đúng exception ở ≥5 n</w:t>
+            </w:r>
+            <w:r>
+              <w:rPr>
+                <w:rFonts w:ascii="Times New Roman" w:eastAsia="Meiryo" w:hAnsi="Times New Roman" w:cs="Times New Roman" w:hint="cs"/>
+                <w:sz w:val="30"/>
+                <w:szCs w:val="30"/>
+                <w:lang w:val="vi-VN"/>
+              </w:rPr>
+              <w:t>ơ</w:t>
+            </w:r>
+            <w:r>
+              <w:rPr>
+                <w:rFonts w:ascii="Times New Roman" w:eastAsia="Meiryo" w:hAnsi="Times New Roman" w:cs="Times New Roman"/>
+                <w:sz w:val="30"/>
+                <w:szCs w:val="30"/>
+                <w:lang w:val="vi-VN"/>
+              </w:rPr>
+              <w:t>i (SeatAlreadyBookedException, InvalidCredentialsException...)</w:t>
             </w:r>
           </w:p>
         </w:tc>
@@ -2014,7 +1601,25 @@
                 <w:szCs w:val="30"/>
                 <w:lang w:val="vi-VN"/>
               </w:rPr>
-              <w:t xml:space="preserve">Check Github TV3 đã Push, xác nhận đã chạy được trên máy mình </w:t>
+              <w:t>Check Github TV</w:t>
+            </w:r>
+            <w:r>
+              <w:rPr>
+                <w:rFonts w:ascii="Times New Roman" w:eastAsia="Meiryo" w:hAnsi="Times New Roman" w:cs="Times New Roman"/>
+                <w:sz w:val="30"/>
+                <w:szCs w:val="30"/>
+                <w:lang w:val="vi-VN"/>
+              </w:rPr>
+              <w:t>3</w:t>
+            </w:r>
+            <w:r>
+              <w:rPr>
+                <w:rFonts w:ascii="Times New Roman" w:eastAsia="Meiryo" w:hAnsi="Times New Roman" w:cs="Times New Roman"/>
+                <w:sz w:val="30"/>
+                <w:szCs w:val="30"/>
+                <w:lang w:val="vi-VN"/>
+              </w:rPr>
+              <w:t xml:space="preserve"> đã Push, xác nhận đã chạy được trên máy mình </w:t>
             </w:r>
           </w:p>
         </w:tc>
@@ -2052,6 +1657,8 @@
           <w:lang w:val="vi-VN"/>
         </w:rPr>
       </w:pPr>
+      <w:bookmarkStart w:id="0" w:name="_GoBack"/>
+      <w:bookmarkEnd w:id="0"/>
     </w:p>
     <w:p>
       <w:pPr>
@@ -2072,6 +1679,7 @@
           <w:szCs w:val="30"/>
           <w:lang w:val="vi-VN"/>
         </w:rPr>
+        <w:lastRenderedPageBreak/>
         <w:t>Thứ 3 ngày 07 tháng 07</w:t>
       </w:r>
     </w:p>
@@ -2147,9 +1755,31 @@
           <w:p>
             <w:pPr>
               <w:pStyle w:val="ListParagraph"/>
+              <w:ind w:left="0"/>
+              <w:jc w:val="center"/>
+              <w:rPr>
+                <w:rFonts w:ascii="Times New Roman" w:eastAsia="Meiryo" w:hAnsi="Times New Roman" w:cs="Times New Roman"/>
+                <w:sz w:val="30"/>
+                <w:szCs w:val="30"/>
+                <w:lang w:val="vi-VN"/>
+              </w:rPr>
+            </w:pPr>
+            <w:r>
+              <w:rPr>
+                <w:rFonts w:ascii="Times New Roman" w:eastAsia="Meiryo" w:hAnsi="Times New Roman" w:cs="Times New Roman"/>
+                <w:sz w:val="30"/>
+                <w:szCs w:val="30"/>
+                <w:lang w:val="vi-VN"/>
+              </w:rPr>
+              <w:t>Fix Logic hiện có (02/07)</w:t>
+            </w:r>
+          </w:p>
+          <w:p>
+            <w:pPr>
+              <w:pStyle w:val="ListParagraph"/>
               <w:numPr>
                 <w:ilvl w:val="0"/>
-                <w:numId w:val="7"/>
+                <w:numId w:val="5"/>
               </w:numPr>
               <w:rPr>
                 <w:rFonts w:ascii="Times New Roman" w:eastAsia="Meiryo" w:hAnsi="Times New Roman" w:cs="Times New Roman"/>
@@ -2165,7 +1795,7 @@
                 <w:szCs w:val="30"/>
                 <w:lang w:val="vi-VN"/>
               </w:rPr>
-              <w:t>Viết readme.md đầy đủ</w:t>
+              <w:t>Đồng bộ giá STANDING/ECONOMY_LOWER giữa CSV và docs</w:t>
             </w:r>
           </w:p>
           <w:p>
@@ -2173,7 +1803,7 @@
               <w:pStyle w:val="ListParagraph"/>
               <w:numPr>
                 <w:ilvl w:val="0"/>
-                <w:numId w:val="7"/>
+                <w:numId w:val="5"/>
               </w:numPr>
               <w:rPr>
                 <w:rFonts w:ascii="Times New Roman" w:eastAsia="Meiryo" w:hAnsi="Times New Roman" w:cs="Times New Roman"/>
@@ -2189,7 +1819,103 @@
                 <w:szCs w:val="30"/>
                 <w:lang w:val="vi-VN"/>
               </w:rPr>
-              <w:t>Vẽ biểu đồ so sánh Throughput vs Double Booking Rate</w:t>
+              <w:t>Sửa ID generation: dùng counter thay vì UUID 8 ký tự</w:t>
+            </w:r>
+          </w:p>
+          <w:p>
+            <w:pPr>
+              <w:pStyle w:val="ListParagraph"/>
+              <w:numPr>
+                <w:ilvl w:val="0"/>
+                <w:numId w:val="5"/>
+              </w:numPr>
+              <w:rPr>
+                <w:rFonts w:ascii="Times New Roman" w:eastAsia="Meiryo" w:hAnsi="Times New Roman" w:cs="Times New Roman"/>
+                <w:sz w:val="30"/>
+                <w:szCs w:val="30"/>
+                <w:lang w:val="vi-VN"/>
+              </w:rPr>
+            </w:pPr>
+            <w:r>
+              <w:rPr>
+                <w:rFonts w:ascii="Times New Roman" w:eastAsia="Meiryo" w:hAnsi="Times New Roman" w:cs="Times New Roman"/>
+                <w:sz w:val="30"/>
+                <w:szCs w:val="30"/>
+                <w:lang w:val="vi-VN"/>
+              </w:rPr>
+              <w:t>Xử lý BookingView dead code (wire vào MainView hoặc xóa)</w:t>
+            </w:r>
+          </w:p>
+          <w:p>
+            <w:pPr>
+              <w:pStyle w:val="ListParagraph"/>
+              <w:numPr>
+                <w:ilvl w:val="0"/>
+                <w:numId w:val="5"/>
+              </w:numPr>
+              <w:rPr>
+                <w:rFonts w:ascii="Times New Roman" w:eastAsia="Meiryo" w:hAnsi="Times New Roman" w:cs="Times New Roman"/>
+                <w:sz w:val="30"/>
+                <w:szCs w:val="30"/>
+                <w:lang w:val="vi-VN"/>
+              </w:rPr>
+            </w:pPr>
+            <w:r>
+              <w:rPr>
+                <w:rFonts w:ascii="Times New Roman" w:eastAsia="Meiryo" w:hAnsi="Times New Roman" w:cs="Times New Roman"/>
+                <w:sz w:val="30"/>
+                <w:szCs w:val="30"/>
+                <w:lang w:val="vi-VN"/>
+              </w:rPr>
+              <w:t>BookingView nhận Scanner từ constructor thay vì tự tạo</w:t>
+            </w:r>
+          </w:p>
+          <w:p>
+            <w:pPr>
+              <w:pStyle w:val="ListParagraph"/>
+              <w:numPr>
+                <w:ilvl w:val="0"/>
+                <w:numId w:val="5"/>
+              </w:numPr>
+              <w:rPr>
+                <w:rFonts w:ascii="Times New Roman" w:eastAsia="Meiryo" w:hAnsi="Times New Roman" w:cs="Times New Roman"/>
+                <w:sz w:val="30"/>
+                <w:szCs w:val="30"/>
+                <w:lang w:val="vi-VN"/>
+              </w:rPr>
+            </w:pPr>
+            <w:r>
+              <w:rPr>
+                <w:rFonts w:ascii="Times New Roman" w:eastAsia="Meiryo" w:hAnsi="Times New Roman" w:cs="Times New Roman"/>
+                <w:sz w:val="30"/>
+                <w:szCs w:val="30"/>
+                <w:lang w:val="vi-VN"/>
+              </w:rPr>
+              <w:t>Thêm synchronized cho generateNextFanId()</w:t>
+            </w:r>
+          </w:p>
+          <w:p>
+            <w:pPr>
+              <w:pStyle w:val="ListParagraph"/>
+              <w:numPr>
+                <w:ilvl w:val="0"/>
+                <w:numId w:val="5"/>
+              </w:numPr>
+              <w:rPr>
+                <w:rFonts w:ascii="Times New Roman" w:eastAsia="Meiryo" w:hAnsi="Times New Roman" w:cs="Times New Roman"/>
+                <w:sz w:val="30"/>
+                <w:szCs w:val="30"/>
+                <w:lang w:val="vi-VN"/>
+              </w:rPr>
+            </w:pPr>
+            <w:r>
+              <w:rPr>
+                <w:rFonts w:ascii="Times New Roman" w:eastAsia="Meiryo" w:hAnsi="Times New Roman" w:cs="Times New Roman"/>
+                <w:sz w:val="30"/>
+                <w:szCs w:val="30"/>
+                <w:lang w:val="vi-VN"/>
+              </w:rPr>
+              <w:t>Thống nhất hành vi "xem vé" giữa MainView và ReportView</w:t>
             </w:r>
           </w:p>
         </w:tc>
@@ -2269,7 +1995,25 @@
                 <w:szCs w:val="30"/>
                 <w:lang w:val="vi-VN"/>
               </w:rPr>
-              <w:t xml:space="preserve">Check Github TV4 đã Push, xác nhận đã chạy được trên máy mình </w:t>
+              <w:t>Check Github TV</w:t>
+            </w:r>
+            <w:r>
+              <w:rPr>
+                <w:rFonts w:ascii="Times New Roman" w:eastAsia="Meiryo" w:hAnsi="Times New Roman" w:cs="Times New Roman"/>
+                <w:sz w:val="30"/>
+                <w:szCs w:val="30"/>
+                <w:lang w:val="vi-VN"/>
+              </w:rPr>
+              <w:t>4</w:t>
+            </w:r>
+            <w:r>
+              <w:rPr>
+                <w:rFonts w:ascii="Times New Roman" w:eastAsia="Meiryo" w:hAnsi="Times New Roman" w:cs="Times New Roman"/>
+                <w:sz w:val="30"/>
+                <w:szCs w:val="30"/>
+                <w:lang w:val="vi-VN"/>
+              </w:rPr>
+              <w:t xml:space="preserve"> đã Push, xác nhận đã chạy được trên máy mình </w:t>
             </w:r>
           </w:p>
         </w:tc>
@@ -2285,8 +2029,6 @@
           <w:lang w:val="vi-VN"/>
         </w:rPr>
       </w:pPr>
-      <w:bookmarkStart w:id="0" w:name="_GoBack"/>
-      <w:bookmarkEnd w:id="0"/>
     </w:p>
     <w:sectPr>
       <w:pgSz w:w="11900" w:h="16840"/>
@@ -2301,95 +2043,6 @@
 <file path=word/numbering.xml><?xml version="1.0" encoding="utf-8"?>
 <w:numbering xmlns:wpc="http://schemas.microsoft.com/office/word/2010/wordprocessingCanvas" xmlns:cx="http://schemas.microsoft.com/office/drawing/2014/chartex" xmlns:cx1="http://schemas.microsoft.com/office/drawing/2015/9/8/chartex" xmlns:cx2="http://schemas.microsoft.com/office/drawing/2015/10/21/chartex" xmlns:cx3="http://schemas.microsoft.com/office/drawing/2016/5/9/chartex" xmlns:cx4="http://schemas.microsoft.com/office/drawing/2016/5/10/chartex" xmlns:cx5="http://schemas.microsoft.com/office/drawing/2016/5/11/chartex" xmlns:cx6="http://schemas.microsoft.com/office/drawing/2016/5/12/chartex" xmlns:cx7="http://schemas.microsoft.com/office/drawing/2016/5/13/chartex" xmlns:cx8="http://schemas.microsoft.com/office/drawing/2016/5/14/chartex" xmlns:mc="http://schemas.openxmlformats.org/markup-compatibility/2006" xmlns:aink="http://schemas.microsoft.com/office/drawing/2016/ink" xmlns:am3d="http://schemas.microsoft.com/office/drawing/2017/model3d" xmlns:o="urn:schemas-microsoft-com:office:office" xmlns:r="http://schemas.openxmlformats.org/officeDocument/2006/relationships" xmlns:m="http://schemas.openxmlformats.org/officeDocument/2006/math" xmlns:v="urn:schemas-microsoft-com:vml" xmlns:wp14="http://schemas.microsoft.com/office/word/2010/wordprocessingDrawing" xmlns:wp="http://schemas.openxmlformats.org/drawingml/2006/wordprocessingDrawing" xmlns:w10="urn:schemas-microsoft-com:office:word" xmlns:w="http://schemas.openxmlformats.org/wordprocessingml/2006/main" xmlns:w14="http://schemas.microsoft.com/office/word/2010/wordml" xmlns:w15="http://schemas.microsoft.com/office/word/2012/wordml" xmlns:w16cid="http://schemas.microsoft.com/office/word/2016/wordml/cid" xmlns:w16se="http://schemas.microsoft.com/office/word/2015/wordml/symex" xmlns:wpg="http://schemas.microsoft.com/office/word/2010/wordprocessingGroup" xmlns:wpi="http://schemas.microsoft.com/office/word/2010/wordprocessingInk" xmlns:wne="http://schemas.microsoft.com/office/word/2006/wordml" xmlns:wps="http://schemas.microsoft.com/office/word/2010/wordprocessingShape" mc:Ignorable="w14 w15 w16se w16cid wp14">
   <w:abstractNum w:abstractNumId="0" w15:restartNumberingAfterBreak="0">
-    <w:nsid w:val="01704A8D"/>
-    <w:multiLevelType w:val="hybridMultilevel"/>
-    <w:tmpl w:val="446EA6A0"/>
-    <w:lvl w:ilvl="0" w:tplc="0409000F">
-      <w:start w:val="1"/>
-      <w:numFmt w:val="decimal"/>
-      <w:lvlText w:val="%1."/>
-      <w:lvlJc w:val="left"/>
-      <w:pPr>
-        <w:ind w:left="720" w:hanging="360"/>
-      </w:pPr>
-      <w:rPr>
-        <w:rFonts w:hint="default"/>
-      </w:rPr>
-    </w:lvl>
-    <w:lvl w:ilvl="1" w:tplc="04090019" w:tentative="1">
-      <w:start w:val="1"/>
-      <w:numFmt w:val="lowerLetter"/>
-      <w:lvlText w:val="%2."/>
-      <w:lvlJc w:val="left"/>
-      <w:pPr>
-        <w:ind w:left="1440" w:hanging="360"/>
-      </w:pPr>
-    </w:lvl>
-    <w:lvl w:ilvl="2" w:tplc="0409001B" w:tentative="1">
-      <w:start w:val="1"/>
-      <w:numFmt w:val="lowerRoman"/>
-      <w:lvlText w:val="%3."/>
-      <w:lvlJc w:val="right"/>
-      <w:pPr>
-        <w:ind w:left="2160" w:hanging="180"/>
-      </w:pPr>
-    </w:lvl>
-    <w:lvl w:ilvl="3" w:tplc="0409000F" w:tentative="1">
-      <w:start w:val="1"/>
-      <w:numFmt w:val="decimal"/>
-      <w:lvlText w:val="%4."/>
-      <w:lvlJc w:val="left"/>
-      <w:pPr>
-        <w:ind w:left="2880" w:hanging="360"/>
-      </w:pPr>
-    </w:lvl>
-    <w:lvl w:ilvl="4" w:tplc="04090019" w:tentative="1">
-      <w:start w:val="1"/>
-      <w:numFmt w:val="lowerLetter"/>
-      <w:lvlText w:val="%5."/>
-      <w:lvlJc w:val="left"/>
-      <w:pPr>
-        <w:ind w:left="3600" w:hanging="360"/>
-      </w:pPr>
-    </w:lvl>
-    <w:lvl w:ilvl="5" w:tplc="0409001B" w:tentative="1">
-      <w:start w:val="1"/>
-      <w:numFmt w:val="lowerRoman"/>
-      <w:lvlText w:val="%6."/>
-      <w:lvlJc w:val="right"/>
-      <w:pPr>
-        <w:ind w:left="4320" w:hanging="180"/>
-      </w:pPr>
-    </w:lvl>
-    <w:lvl w:ilvl="6" w:tplc="0409000F" w:tentative="1">
-      <w:start w:val="1"/>
-      <w:numFmt w:val="decimal"/>
-      <w:lvlText w:val="%7."/>
-      <w:lvlJc w:val="left"/>
-      <w:pPr>
-        <w:ind w:left="5040" w:hanging="360"/>
-      </w:pPr>
-    </w:lvl>
-    <w:lvl w:ilvl="7" w:tplc="04090019" w:tentative="1">
-      <w:start w:val="1"/>
-      <w:numFmt w:val="lowerLetter"/>
-      <w:lvlText w:val="%8."/>
-      <w:lvlJc w:val="left"/>
-      <w:pPr>
-        <w:ind w:left="5760" w:hanging="360"/>
-      </w:pPr>
-    </w:lvl>
-    <w:lvl w:ilvl="8" w:tplc="0409001B" w:tentative="1">
-      <w:start w:val="1"/>
-      <w:numFmt w:val="lowerRoman"/>
-      <w:lvlText w:val="%9."/>
-      <w:lvlJc w:val="right"/>
-      <w:pPr>
-        <w:ind w:left="6480" w:hanging="180"/>
-      </w:pPr>
-    </w:lvl>
-  </w:abstractNum>
-  <w:abstractNum w:abstractNumId="1" w15:restartNumberingAfterBreak="0">
     <w:nsid w:val="06953FF3"/>
     <w:multiLevelType w:val="hybridMultilevel"/>
     <w:tmpl w:val="E2B281E2"/>
@@ -2478,7 +2131,7 @@
       </w:pPr>
     </w:lvl>
   </w:abstractNum>
-  <w:abstractNum w:abstractNumId="2" w15:restartNumberingAfterBreak="0">
+  <w:abstractNum w:abstractNumId="1" w15:restartNumberingAfterBreak="0">
     <w:nsid w:val="0E272BB9"/>
     <w:multiLevelType w:val="hybridMultilevel"/>
     <w:tmpl w:val="C82CEBDA"/>
@@ -2567,7 +2220,7 @@
       </w:pPr>
     </w:lvl>
   </w:abstractNum>
-  <w:abstractNum w:abstractNumId="3" w15:restartNumberingAfterBreak="0">
+  <w:abstractNum w:abstractNumId="2" w15:restartNumberingAfterBreak="0">
     <w:nsid w:val="2EAC2EB3"/>
     <w:multiLevelType w:val="hybridMultilevel"/>
     <w:tmpl w:val="80DE6B66"/>
@@ -2656,96 +2309,7 @@
       </w:pPr>
     </w:lvl>
   </w:abstractNum>
-  <w:abstractNum w:abstractNumId="4" w15:restartNumberingAfterBreak="0">
-    <w:nsid w:val="36841F18"/>
-    <w:multiLevelType w:val="hybridMultilevel"/>
-    <w:tmpl w:val="69E28A6A"/>
-    <w:lvl w:ilvl="0" w:tplc="0409000F">
-      <w:start w:val="1"/>
-      <w:numFmt w:val="decimal"/>
-      <w:lvlText w:val="%1."/>
-      <w:lvlJc w:val="left"/>
-      <w:pPr>
-        <w:ind w:left="720" w:hanging="360"/>
-      </w:pPr>
-      <w:rPr>
-        <w:rFonts w:hint="default"/>
-      </w:rPr>
-    </w:lvl>
-    <w:lvl w:ilvl="1" w:tplc="04090019" w:tentative="1">
-      <w:start w:val="1"/>
-      <w:numFmt w:val="lowerLetter"/>
-      <w:lvlText w:val="%2."/>
-      <w:lvlJc w:val="left"/>
-      <w:pPr>
-        <w:ind w:left="1440" w:hanging="360"/>
-      </w:pPr>
-    </w:lvl>
-    <w:lvl w:ilvl="2" w:tplc="0409001B" w:tentative="1">
-      <w:start w:val="1"/>
-      <w:numFmt w:val="lowerRoman"/>
-      <w:lvlText w:val="%3."/>
-      <w:lvlJc w:val="right"/>
-      <w:pPr>
-        <w:ind w:left="2160" w:hanging="180"/>
-      </w:pPr>
-    </w:lvl>
-    <w:lvl w:ilvl="3" w:tplc="0409000F" w:tentative="1">
-      <w:start w:val="1"/>
-      <w:numFmt w:val="decimal"/>
-      <w:lvlText w:val="%4."/>
-      <w:lvlJc w:val="left"/>
-      <w:pPr>
-        <w:ind w:left="2880" w:hanging="360"/>
-      </w:pPr>
-    </w:lvl>
-    <w:lvl w:ilvl="4" w:tplc="04090019" w:tentative="1">
-      <w:start w:val="1"/>
-      <w:numFmt w:val="lowerLetter"/>
-      <w:lvlText w:val="%5."/>
-      <w:lvlJc w:val="left"/>
-      <w:pPr>
-        <w:ind w:left="3600" w:hanging="360"/>
-      </w:pPr>
-    </w:lvl>
-    <w:lvl w:ilvl="5" w:tplc="0409001B" w:tentative="1">
-      <w:start w:val="1"/>
-      <w:numFmt w:val="lowerRoman"/>
-      <w:lvlText w:val="%6."/>
-      <w:lvlJc w:val="right"/>
-      <w:pPr>
-        <w:ind w:left="4320" w:hanging="180"/>
-      </w:pPr>
-    </w:lvl>
-    <w:lvl w:ilvl="6" w:tplc="0409000F" w:tentative="1">
-      <w:start w:val="1"/>
-      <w:numFmt w:val="decimal"/>
-      <w:lvlText w:val="%7."/>
-      <w:lvlJc w:val="left"/>
-      <w:pPr>
-        <w:ind w:left="5040" w:hanging="360"/>
-      </w:pPr>
-    </w:lvl>
-    <w:lvl w:ilvl="7" w:tplc="04090019" w:tentative="1">
-      <w:start w:val="1"/>
-      <w:numFmt w:val="lowerLetter"/>
-      <w:lvlText w:val="%8."/>
-      <w:lvlJc w:val="left"/>
-      <w:pPr>
-        <w:ind w:left="5760" w:hanging="360"/>
-      </w:pPr>
-    </w:lvl>
-    <w:lvl w:ilvl="8" w:tplc="0409001B" w:tentative="1">
-      <w:start w:val="1"/>
-      <w:numFmt w:val="lowerRoman"/>
-      <w:lvlText w:val="%9."/>
-      <w:lvlJc w:val="right"/>
-      <w:pPr>
-        <w:ind w:left="6480" w:hanging="180"/>
-      </w:pPr>
-    </w:lvl>
-  </w:abstractNum>
-  <w:abstractNum w:abstractNumId="5" w15:restartNumberingAfterBreak="0">
+  <w:abstractNum w:abstractNumId="3" w15:restartNumberingAfterBreak="0">
     <w:nsid w:val="3A214381"/>
     <w:multiLevelType w:val="hybridMultilevel"/>
     <w:tmpl w:val="E7EA78B2"/>
@@ -2834,120 +2398,7 @@
       </w:pPr>
     </w:lvl>
   </w:abstractNum>
-  <w:abstractNum w:abstractNumId="6" w15:restartNumberingAfterBreak="0">
-    <w:nsid w:val="43025C4E"/>
-    <w:multiLevelType w:val="hybridMultilevel"/>
-    <w:tmpl w:val="2C5E7BC6"/>
-    <w:lvl w:ilvl="0" w:tplc="2A3218F0">
-      <w:start w:val="3"/>
-      <w:numFmt w:val="bullet"/>
-      <w:lvlText w:val="-"/>
-      <w:lvlJc w:val="left"/>
-      <w:pPr>
-        <w:ind w:left="720" w:hanging="360"/>
-      </w:pPr>
-      <w:rPr>
-        <w:rFonts w:ascii="Times New Roman" w:eastAsia="Meiryo" w:hAnsi="Times New Roman" w:cs="Times New Roman" w:hint="default"/>
-      </w:rPr>
-    </w:lvl>
-    <w:lvl w:ilvl="1" w:tplc="04090003" w:tentative="1">
-      <w:start w:val="1"/>
-      <w:numFmt w:val="bullet"/>
-      <w:lvlText w:val="o"/>
-      <w:lvlJc w:val="left"/>
-      <w:pPr>
-        <w:ind w:left="1440" w:hanging="360"/>
-      </w:pPr>
-      <w:rPr>
-        <w:rFonts w:ascii="Courier New" w:hAnsi="Courier New" w:cs="Courier New" w:hint="default"/>
-      </w:rPr>
-    </w:lvl>
-    <w:lvl w:ilvl="2" w:tplc="04090005" w:tentative="1">
-      <w:start w:val="1"/>
-      <w:numFmt w:val="bullet"/>
-      <w:lvlText w:val=""/>
-      <w:lvlJc w:val="left"/>
-      <w:pPr>
-        <w:ind w:left="2160" w:hanging="360"/>
-      </w:pPr>
-      <w:rPr>
-        <w:rFonts w:ascii="Wingdings" w:hAnsi="Wingdings" w:hint="default"/>
-      </w:rPr>
-    </w:lvl>
-    <w:lvl w:ilvl="3" w:tplc="04090001" w:tentative="1">
-      <w:start w:val="1"/>
-      <w:numFmt w:val="bullet"/>
-      <w:lvlText w:val=""/>
-      <w:lvlJc w:val="left"/>
-      <w:pPr>
-        <w:ind w:left="2880" w:hanging="360"/>
-      </w:pPr>
-      <w:rPr>
-        <w:rFonts w:ascii="Symbol" w:hAnsi="Symbol" w:hint="default"/>
-      </w:rPr>
-    </w:lvl>
-    <w:lvl w:ilvl="4" w:tplc="04090003" w:tentative="1">
-      <w:start w:val="1"/>
-      <w:numFmt w:val="bullet"/>
-      <w:lvlText w:val="o"/>
-      <w:lvlJc w:val="left"/>
-      <w:pPr>
-        <w:ind w:left="3600" w:hanging="360"/>
-      </w:pPr>
-      <w:rPr>
-        <w:rFonts w:ascii="Courier New" w:hAnsi="Courier New" w:cs="Courier New" w:hint="default"/>
-      </w:rPr>
-    </w:lvl>
-    <w:lvl w:ilvl="5" w:tplc="04090005" w:tentative="1">
-      <w:start w:val="1"/>
-      <w:numFmt w:val="bullet"/>
-      <w:lvlText w:val=""/>
-      <w:lvlJc w:val="left"/>
-      <w:pPr>
-        <w:ind w:left="4320" w:hanging="360"/>
-      </w:pPr>
-      <w:rPr>
-        <w:rFonts w:ascii="Wingdings" w:hAnsi="Wingdings" w:hint="default"/>
-      </w:rPr>
-    </w:lvl>
-    <w:lvl w:ilvl="6" w:tplc="04090001" w:tentative="1">
-      <w:start w:val="1"/>
-      <w:numFmt w:val="bullet"/>
-      <w:lvlText w:val=""/>
-      <w:lvlJc w:val="left"/>
-      <w:pPr>
-        <w:ind w:left="5040" w:hanging="360"/>
-      </w:pPr>
-      <w:rPr>
-        <w:rFonts w:ascii="Symbol" w:hAnsi="Symbol" w:hint="default"/>
-      </w:rPr>
-    </w:lvl>
-    <w:lvl w:ilvl="7" w:tplc="04090003" w:tentative="1">
-      <w:start w:val="1"/>
-      <w:numFmt w:val="bullet"/>
-      <w:lvlText w:val="o"/>
-      <w:lvlJc w:val="left"/>
-      <w:pPr>
-        <w:ind w:left="5760" w:hanging="360"/>
-      </w:pPr>
-      <w:rPr>
-        <w:rFonts w:ascii="Courier New" w:hAnsi="Courier New" w:cs="Courier New" w:hint="default"/>
-      </w:rPr>
-    </w:lvl>
-    <w:lvl w:ilvl="8" w:tplc="04090005" w:tentative="1">
-      <w:start w:val="1"/>
-      <w:numFmt w:val="bullet"/>
-      <w:lvlText w:val=""/>
-      <w:lvlJc w:val="left"/>
-      <w:pPr>
-        <w:ind w:left="6480" w:hanging="360"/>
-      </w:pPr>
-      <w:rPr>
-        <w:rFonts w:ascii="Wingdings" w:hAnsi="Wingdings" w:hint="default"/>
-      </w:rPr>
-    </w:lvl>
-  </w:abstractNum>
-  <w:abstractNum w:abstractNumId="7" w15:restartNumberingAfterBreak="0">
+  <w:abstractNum w:abstractNumId="4" w15:restartNumberingAfterBreak="0">
     <w:nsid w:val="7E013702"/>
     <w:multiLevelType w:val="hybridMultilevel"/>
     <w:tmpl w:val="7F44F0A4"/>
@@ -3037,28 +2488,19 @@
     </w:lvl>
   </w:abstractNum>
   <w:num w:numId="1">
+    <w:abstractNumId w:val="1"/>
+  </w:num>
+  <w:num w:numId="2">
     <w:abstractNumId w:val="2"/>
   </w:num>
-  <w:num w:numId="2">
-    <w:abstractNumId w:val="3"/>
-  </w:num>
   <w:num w:numId="3">
-    <w:abstractNumId w:val="1"/>
+    <w:abstractNumId w:val="0"/>
   </w:num>
   <w:num w:numId="4">
-    <w:abstractNumId w:val="7"/>
+    <w:abstractNumId w:val="4"/>
   </w:num>
   <w:num w:numId="5">
-    <w:abstractNumId w:val="5"/>
-  </w:num>
-  <w:num w:numId="6">
-    <w:abstractNumId w:val="6"/>
-  </w:num>
-  <w:num w:numId="7">
-    <w:abstractNumId w:val="0"/>
-  </w:num>
-  <w:num w:numId="8">
-    <w:abstractNumId w:val="4"/>
+    <w:abstractNumId w:val="3"/>
   </w:num>
 </w:numbering>
 </file>
